--- a/лр3/пскп_лр3_ответы.docx
+++ b/лр3/пскп_лр3_ответы.docx
@@ -1267,7 +1267,1149 @@
           </w:p>
         </w:tc>
       </w:tr>
+      <w:tr>
+        <w:trPr>
+          <w:tblCellSpacing w:w="15" w:type="dxa"/>
+        </w:trPr>
+        <w:tc>
+          <w:tcPr>
+            <w:tcW w:w="0" w:type="auto"/>
+            <w:vAlign w:val="center"/>
+          </w:tcPr>
+          <w:p>
+            <w:pPr>
+              <w:spacing w:after="0"/>
+              <w:rPr>
+                <w:rFonts w:ascii="Courier New" w:eastAsia="Times New Roman" w:hAnsi="Courier New" w:cs="Courier New"/>
+                <w:kern w:val="0"/>
+                <w:sz w:val="20"/>
+                <w:szCs w:val="20"/>
+                <w:lang w:eastAsia="ru-RU"/>
+                <w14:ligatures w14:val="none"/>
+              </w:rPr>
+            </w:pPr>
+          </w:p>
+        </w:tc>
+        <w:tc>
+          <w:tcPr>
+            <w:tcW w:w="0" w:type="auto"/>
+            <w:vAlign w:val="center"/>
+          </w:tcPr>
+          <w:p>
+            <w:pPr>
+              <w:spacing w:after="0"/>
+              <w:rPr>
+                <w:rFonts w:eastAsia="Times New Roman" w:cs="Times New Roman"/>
+                <w:kern w:val="0"/>
+                <w:sz w:val="24"/>
+                <w:szCs w:val="24"/>
+                <w:lang w:eastAsia="ru-RU"/>
+                <w14:ligatures w14:val="none"/>
+              </w:rPr>
+            </w:pPr>
+          </w:p>
+        </w:tc>
+      </w:tr>
     </w:tbl>
+    <w:p>
+      <w:pPr>
+        <w:spacing w:after="0"/>
+        <w:jc w:val="both"/>
+      </w:pPr>
+    </w:p>
+    <w:p>
+      <w:pPr>
+        <w:spacing w:after="0"/>
+        <w:jc w:val="both"/>
+        <w:rPr>
+          <w:b/>
+          <w:bCs/>
+        </w:rPr>
+      </w:pPr>
+      <w:proofErr w:type="spellStart"/>
+      <w:r>
+        <w:rPr>
+          <w:b/>
+          <w:bCs/>
+        </w:rPr>
+        <w:t>global</w:t>
+      </w:r>
+      <w:proofErr w:type="spellEnd"/>
+    </w:p>
+    <w:p>
+      <w:pPr>
+        <w:numPr>
+          <w:ilvl w:val="0"/>
+          <w:numId w:val="4"/>
+        </w:numPr>
+        <w:spacing w:after="0"/>
+        <w:jc w:val="both"/>
+      </w:pPr>
+      <w:proofErr w:type="spellStart"/>
+      <w:proofErr w:type="gramStart"/>
+      <w:r>
+        <w:t>global.setTimeout</w:t>
+      </w:r>
+      <w:proofErr w:type="spellEnd"/>
+      <w:proofErr w:type="gramEnd"/>
+      <w:r>
+        <w:t xml:space="preserve">, </w:t>
+      </w:r>
+      <w:proofErr w:type="spellStart"/>
+      <w:proofErr w:type="gramStart"/>
+      <w:r>
+        <w:t>global.setInterval</w:t>
+      </w:r>
+      <w:proofErr w:type="spellEnd"/>
+      <w:proofErr w:type="gramEnd"/>
+      <w:r>
+        <w:t xml:space="preserve"> — таймеры</w:t>
+      </w:r>
+    </w:p>
+    <w:p>
+      <w:pPr>
+        <w:numPr>
+          <w:ilvl w:val="0"/>
+          <w:numId w:val="4"/>
+        </w:numPr>
+        <w:spacing w:after="0"/>
+        <w:jc w:val="both"/>
+      </w:pPr>
+      <w:proofErr w:type="spellStart"/>
+      <w:proofErr w:type="gramStart"/>
+      <w:r>
+        <w:t>global.console</w:t>
+      </w:r>
+      <w:proofErr w:type="spellEnd"/>
+      <w:proofErr w:type="gramEnd"/>
+      <w:r>
+        <w:t xml:space="preserve"> — доступ к консоли</w:t>
+      </w:r>
+    </w:p>
+    <w:p>
+      <w:pPr>
+        <w:numPr>
+          <w:ilvl w:val="0"/>
+          <w:numId w:val="4"/>
+        </w:numPr>
+        <w:spacing w:after="0"/>
+        <w:jc w:val="both"/>
+      </w:pPr>
+      <w:r>
+        <w:t xml:space="preserve">Любые переменные, добавленные вручную: </w:t>
+      </w:r>
+      <w:proofErr w:type="spellStart"/>
+      <w:proofErr w:type="gramStart"/>
+      <w:r>
+        <w:t>global.myVar</w:t>
+      </w:r>
+      <w:proofErr w:type="spellEnd"/>
+      <w:proofErr w:type="gramEnd"/>
+      <w:r>
+        <w:t xml:space="preserve"> = 42</w:t>
+      </w:r>
+    </w:p>
+    <w:p>
+      <w:pPr>
+        <w:spacing w:after="0"/>
+        <w:jc w:val="both"/>
+      </w:pPr>
+      <w:r>
+        <w:rPr>
+          <w:rFonts w:ascii="Segoe UI Emoji" w:hAnsi="Segoe UI Emoji" w:cs="Segoe UI Emoji"/>
+        </w:rPr>
+        <w:t>📌</w:t>
+      </w:r>
+      <w:r>
+        <w:t xml:space="preserve"> Всё, что ты добавишь в </w:t>
+      </w:r>
+      <w:proofErr w:type="spellStart"/>
+      <w:r>
+        <w:t>global</w:t>
+      </w:r>
+      <w:proofErr w:type="spellEnd"/>
+      <w:r>
+        <w:t>, будет доступно в любом модуле (но лучше избегать этого для чистоты кода).</w:t>
+      </w:r>
+    </w:p>
+    <w:p>
+      <w:pPr>
+        <w:spacing w:after="0"/>
+        <w:jc w:val="both"/>
+        <w:rPr>
+          <w:b/>
+          <w:bCs/>
+        </w:rPr>
+      </w:pPr>
+      <w:r>
+        <w:rPr>
+          <w:rFonts w:ascii="Segoe UI Symbol" w:hAnsi="Segoe UI Symbol" w:cs="Segoe UI Symbol"/>
+          <w:b/>
+          <w:bCs/>
+        </w:rPr>
+        <w:t>🖥</w:t>
+      </w:r>
+      <w:r>
+        <w:rPr>
+          <w:b/>
+          <w:bCs/>
+        </w:rPr>
+        <w:t xml:space="preserve"> </w:t>
+      </w:r>
+      <w:proofErr w:type="spellStart"/>
+      <w:r>
+        <w:rPr>
+          <w:b/>
+          <w:bCs/>
+        </w:rPr>
+        <w:t>console</w:t>
+      </w:r>
+      <w:proofErr w:type="spellEnd"/>
+    </w:p>
+    <w:p>
+      <w:pPr>
+        <w:numPr>
+          <w:ilvl w:val="0"/>
+          <w:numId w:val="5"/>
+        </w:numPr>
+        <w:spacing w:after="0"/>
+        <w:jc w:val="both"/>
+      </w:pPr>
+      <w:proofErr w:type="gramStart"/>
+      <w:r>
+        <w:t>console.log(</w:t>
+      </w:r>
+      <w:proofErr w:type="gramEnd"/>
+      <w:r>
+        <w:t>) — обычный вывод</w:t>
+      </w:r>
+    </w:p>
+    <w:p>
+      <w:pPr>
+        <w:numPr>
+          <w:ilvl w:val="0"/>
+          <w:numId w:val="5"/>
+        </w:numPr>
+        <w:spacing w:after="0"/>
+        <w:jc w:val="both"/>
+      </w:pPr>
+      <w:proofErr w:type="spellStart"/>
+      <w:proofErr w:type="gramStart"/>
+      <w:r>
+        <w:t>console.error</w:t>
+      </w:r>
+      <w:proofErr w:type="spellEnd"/>
+      <w:proofErr w:type="gramEnd"/>
+      <w:r>
+        <w:t>() — вывод ошибок</w:t>
+      </w:r>
+    </w:p>
+    <w:p>
+      <w:pPr>
+        <w:numPr>
+          <w:ilvl w:val="0"/>
+          <w:numId w:val="5"/>
+        </w:numPr>
+        <w:spacing w:after="0"/>
+        <w:jc w:val="both"/>
+      </w:pPr>
+      <w:proofErr w:type="spellStart"/>
+      <w:proofErr w:type="gramStart"/>
+      <w:r>
+        <w:t>console.warn</w:t>
+      </w:r>
+      <w:proofErr w:type="spellEnd"/>
+      <w:proofErr w:type="gramEnd"/>
+      <w:r>
+        <w:t>() — предупреждение</w:t>
+      </w:r>
+    </w:p>
+    <w:p>
+      <w:pPr>
+        <w:numPr>
+          <w:ilvl w:val="0"/>
+          <w:numId w:val="5"/>
+        </w:numPr>
+        <w:spacing w:after="0"/>
+        <w:jc w:val="both"/>
+      </w:pPr>
+      <w:proofErr w:type="spellStart"/>
+      <w:proofErr w:type="gramStart"/>
+      <w:r>
+        <w:t>console.table</w:t>
+      </w:r>
+      <w:proofErr w:type="spellEnd"/>
+      <w:proofErr w:type="gramEnd"/>
+      <w:r>
+        <w:t>() — табличный вывод</w:t>
+      </w:r>
+    </w:p>
+    <w:p>
+      <w:pPr>
+        <w:numPr>
+          <w:ilvl w:val="0"/>
+          <w:numId w:val="5"/>
+        </w:numPr>
+        <w:spacing w:after="0"/>
+        <w:jc w:val="both"/>
+      </w:pPr>
+      <w:proofErr w:type="spellStart"/>
+      <w:proofErr w:type="gramStart"/>
+      <w:r>
+        <w:t>console.time</w:t>
+      </w:r>
+      <w:proofErr w:type="spellEnd"/>
+      <w:proofErr w:type="gramEnd"/>
+      <w:r>
+        <w:t xml:space="preserve">() / </w:t>
+      </w:r>
+      <w:proofErr w:type="spellStart"/>
+      <w:proofErr w:type="gramStart"/>
+      <w:r>
+        <w:t>console.timeEnd</w:t>
+      </w:r>
+      <w:proofErr w:type="spellEnd"/>
+      <w:proofErr w:type="gramEnd"/>
+      <w:r>
+        <w:t>() — измерение времени</w:t>
+      </w:r>
+    </w:p>
+    <w:p>
+      <w:pPr>
+        <w:spacing w:after="0"/>
+        <w:jc w:val="both"/>
+        <w:rPr>
+          <w:b/>
+          <w:bCs/>
+        </w:rPr>
+      </w:pPr>
+      <w:r>
+        <w:rPr>
+          <w:rFonts w:ascii="Segoe UI Emoji" w:hAnsi="Segoe UI Emoji" w:cs="Segoe UI Emoji"/>
+          <w:b/>
+          <w:bCs/>
+        </w:rPr>
+        <w:t>🧠</w:t>
+      </w:r>
+      <w:r>
+        <w:rPr>
+          <w:b/>
+          <w:bCs/>
+        </w:rPr>
+        <w:t xml:space="preserve"> </w:t>
+      </w:r>
+      <w:proofErr w:type="spellStart"/>
+      <w:r>
+        <w:rPr>
+          <w:b/>
+          <w:bCs/>
+        </w:rPr>
+        <w:t>process</w:t>
+      </w:r>
+      <w:proofErr w:type="spellEnd"/>
+    </w:p>
+    <w:p>
+      <w:pPr>
+        <w:numPr>
+          <w:ilvl w:val="0"/>
+          <w:numId w:val="6"/>
+        </w:numPr>
+        <w:spacing w:after="0"/>
+        <w:jc w:val="both"/>
+      </w:pPr>
+      <w:proofErr w:type="spellStart"/>
+      <w:proofErr w:type="gramStart"/>
+      <w:r>
+        <w:t>process.argv</w:t>
+      </w:r>
+      <w:proofErr w:type="spellEnd"/>
+      <w:proofErr w:type="gramEnd"/>
+      <w:r>
+        <w:t xml:space="preserve"> — аргументы командной строки</w:t>
+      </w:r>
+    </w:p>
+    <w:p>
+      <w:pPr>
+        <w:numPr>
+          <w:ilvl w:val="0"/>
+          <w:numId w:val="6"/>
+        </w:numPr>
+        <w:spacing w:after="0"/>
+        <w:jc w:val="both"/>
+      </w:pPr>
+      <w:proofErr w:type="spellStart"/>
+      <w:r>
+        <w:t>process.env</w:t>
+      </w:r>
+      <w:proofErr w:type="spellEnd"/>
+      <w:r>
+        <w:t xml:space="preserve"> — переменные окружения</w:t>
+      </w:r>
+    </w:p>
+    <w:p>
+      <w:pPr>
+        <w:numPr>
+          <w:ilvl w:val="0"/>
+          <w:numId w:val="6"/>
+        </w:numPr>
+        <w:spacing w:after="0"/>
+        <w:jc w:val="both"/>
+      </w:pPr>
+      <w:proofErr w:type="spellStart"/>
+      <w:r>
+        <w:t>process.pid</w:t>
+      </w:r>
+      <w:proofErr w:type="spellEnd"/>
+      <w:r>
+        <w:t xml:space="preserve"> — ID текущего процесса</w:t>
+      </w:r>
+    </w:p>
+    <w:p>
+      <w:pPr>
+        <w:numPr>
+          <w:ilvl w:val="0"/>
+          <w:numId w:val="6"/>
+        </w:numPr>
+        <w:spacing w:after="0"/>
+        <w:jc w:val="both"/>
+      </w:pPr>
+      <w:proofErr w:type="spellStart"/>
+      <w:proofErr w:type="gramStart"/>
+      <w:r>
+        <w:t>process.cwd</w:t>
+      </w:r>
+      <w:proofErr w:type="spellEnd"/>
+      <w:r>
+        <w:t>(</w:t>
+      </w:r>
+      <w:proofErr w:type="gramEnd"/>
+      <w:r>
+        <w:t>) — текущая рабочая директория</w:t>
+      </w:r>
+    </w:p>
+    <w:p>
+      <w:pPr>
+        <w:numPr>
+          <w:ilvl w:val="0"/>
+          <w:numId w:val="6"/>
+        </w:numPr>
+        <w:spacing w:after="0"/>
+        <w:jc w:val="both"/>
+      </w:pPr>
+      <w:proofErr w:type="spellStart"/>
+      <w:proofErr w:type="gramStart"/>
+      <w:r>
+        <w:t>process.uptime</w:t>
+      </w:r>
+      <w:proofErr w:type="spellEnd"/>
+      <w:proofErr w:type="gramEnd"/>
+      <w:r>
+        <w:t>() — время работы процесса</w:t>
+      </w:r>
+    </w:p>
+    <w:p>
+      <w:pPr>
+        <w:numPr>
+          <w:ilvl w:val="0"/>
+          <w:numId w:val="6"/>
+        </w:numPr>
+        <w:spacing w:after="0"/>
+        <w:jc w:val="both"/>
+      </w:pPr>
+      <w:proofErr w:type="spellStart"/>
+      <w:proofErr w:type="gramStart"/>
+      <w:r>
+        <w:t>process.exit</w:t>
+      </w:r>
+      <w:proofErr w:type="spellEnd"/>
+      <w:proofErr w:type="gramEnd"/>
+      <w:r>
+        <w:t>(</w:t>
+      </w:r>
+      <w:proofErr w:type="spellStart"/>
+      <w:r>
+        <w:t>code</w:t>
+      </w:r>
+      <w:proofErr w:type="spellEnd"/>
+      <w:r>
+        <w:t>) — завершение процесса</w:t>
+      </w:r>
+    </w:p>
+    <w:p>
+      <w:pPr>
+        <w:numPr>
+          <w:ilvl w:val="0"/>
+          <w:numId w:val="6"/>
+        </w:numPr>
+        <w:spacing w:after="0"/>
+        <w:jc w:val="both"/>
+        <w:rPr>
+          <w:lang w:val="en-US"/>
+        </w:rPr>
+      </w:pPr>
+      <w:proofErr w:type="spellStart"/>
+      <w:proofErr w:type="gramStart"/>
+      <w:r>
+        <w:rPr>
+          <w:lang w:val="en-US"/>
+        </w:rPr>
+        <w:t>process.stdin</w:t>
+      </w:r>
+      <w:proofErr w:type="spellEnd"/>
+      <w:proofErr w:type="gramEnd"/>
+      <w:r>
+        <w:rPr>
+          <w:lang w:val="en-US"/>
+        </w:rPr>
+        <w:t xml:space="preserve">, </w:t>
+      </w:r>
+      <w:proofErr w:type="spellStart"/>
+      <w:proofErr w:type="gramStart"/>
+      <w:r>
+        <w:rPr>
+          <w:lang w:val="en-US"/>
+        </w:rPr>
+        <w:t>process.stdout</w:t>
+      </w:r>
+      <w:proofErr w:type="spellEnd"/>
+      <w:proofErr w:type="gramEnd"/>
+      <w:r>
+        <w:rPr>
+          <w:lang w:val="en-US"/>
+        </w:rPr>
+        <w:t xml:space="preserve">, </w:t>
+      </w:r>
+      <w:proofErr w:type="spellStart"/>
+      <w:proofErr w:type="gramStart"/>
+      <w:r>
+        <w:rPr>
+          <w:lang w:val="en-US"/>
+        </w:rPr>
+        <w:t>process.stderr</w:t>
+      </w:r>
+      <w:proofErr w:type="spellEnd"/>
+      <w:proofErr w:type="gramEnd"/>
+      <w:r>
+        <w:rPr>
+          <w:lang w:val="en-US"/>
+        </w:rPr>
+        <w:t xml:space="preserve"> — </w:t>
+      </w:r>
+      <w:r>
+        <w:t>потоки</w:t>
+      </w:r>
+      <w:r>
+        <w:rPr>
+          <w:lang w:val="en-US"/>
+        </w:rPr>
+        <w:t xml:space="preserve"> </w:t>
+      </w:r>
+      <w:r>
+        <w:t>ввода</w:t>
+      </w:r>
+      <w:r>
+        <w:rPr>
+          <w:lang w:val="en-US"/>
+        </w:rPr>
+        <w:t>/</w:t>
+      </w:r>
+      <w:r>
+        <w:t>вывода</w:t>
+      </w:r>
+    </w:p>
+    <w:p>
+      <w:pPr>
+        <w:numPr>
+          <w:ilvl w:val="0"/>
+          <w:numId w:val="6"/>
+        </w:numPr>
+        <w:spacing w:after="0"/>
+        <w:jc w:val="both"/>
+        <w:rPr>
+          <w:lang w:val="en-US"/>
+        </w:rPr>
+      </w:pPr>
+      <w:r>
+        <w:t>События</w:t>
+      </w:r>
+      <w:r>
+        <w:rPr>
+          <w:lang w:val="en-US"/>
+        </w:rPr>
+        <w:t xml:space="preserve">: </w:t>
+      </w:r>
+      <w:proofErr w:type="spellStart"/>
+      <w:proofErr w:type="gramStart"/>
+      <w:r>
+        <w:rPr>
+          <w:lang w:val="en-US"/>
+        </w:rPr>
+        <w:t>process.on</w:t>
+      </w:r>
+      <w:proofErr w:type="spellEnd"/>
+      <w:proofErr w:type="gramEnd"/>
+      <w:r>
+        <w:rPr>
+          <w:lang w:val="en-US"/>
+        </w:rPr>
+        <w:t xml:space="preserve">('exit'), </w:t>
+      </w:r>
+      <w:proofErr w:type="spellStart"/>
+      <w:proofErr w:type="gramStart"/>
+      <w:r>
+        <w:rPr>
+          <w:lang w:val="en-US"/>
+        </w:rPr>
+        <w:t>process.on</w:t>
+      </w:r>
+      <w:proofErr w:type="spellEnd"/>
+      <w:proofErr w:type="gramEnd"/>
+      <w:r>
+        <w:rPr>
+          <w:lang w:val="en-US"/>
+        </w:rPr>
+        <w:t>('</w:t>
+      </w:r>
+      <w:proofErr w:type="spellStart"/>
+      <w:r>
+        <w:rPr>
+          <w:lang w:val="en-US"/>
+        </w:rPr>
+        <w:t>uncaughtException</w:t>
+      </w:r>
+      <w:proofErr w:type="spellEnd"/>
+      <w:r>
+        <w:rPr>
+          <w:lang w:val="en-US"/>
+        </w:rPr>
+        <w:t>')</w:t>
+      </w:r>
+    </w:p>
+    <w:p>
+      <w:pPr>
+        <w:spacing w:after="0"/>
+        <w:jc w:val="both"/>
+        <w:rPr>
+          <w:b/>
+          <w:bCs/>
+        </w:rPr>
+      </w:pPr>
+      <w:r>
+        <w:rPr>
+          <w:rFonts w:ascii="Segoe UI Emoji" w:hAnsi="Segoe UI Emoji" w:cs="Segoe UI Emoji"/>
+          <w:b/>
+          <w:bCs/>
+        </w:rPr>
+        <w:t>📁</w:t>
+      </w:r>
+      <w:r>
+        <w:rPr>
+          <w:b/>
+          <w:bCs/>
+        </w:rPr>
+        <w:t xml:space="preserve"> __</w:t>
+      </w:r>
+      <w:proofErr w:type="spellStart"/>
+      <w:r>
+        <w:rPr>
+          <w:b/>
+          <w:bCs/>
+        </w:rPr>
+        <w:t>dirname</w:t>
+      </w:r>
+      <w:proofErr w:type="spellEnd"/>
+      <w:r>
+        <w:rPr>
+          <w:b/>
+          <w:bCs/>
+        </w:rPr>
+        <w:t xml:space="preserve"> и __</w:t>
+      </w:r>
+      <w:proofErr w:type="spellStart"/>
+      <w:r>
+        <w:rPr>
+          <w:b/>
+          <w:bCs/>
+        </w:rPr>
+        <w:t>filename</w:t>
+      </w:r>
+      <w:proofErr w:type="spellEnd"/>
+    </w:p>
+    <w:p>
+      <w:pPr>
+        <w:numPr>
+          <w:ilvl w:val="0"/>
+          <w:numId w:val="7"/>
+        </w:numPr>
+        <w:spacing w:after="0"/>
+        <w:jc w:val="both"/>
+      </w:pPr>
+      <w:r>
+        <w:lastRenderedPageBreak/>
+        <w:t>__</w:t>
+      </w:r>
+      <w:proofErr w:type="spellStart"/>
+      <w:r>
+        <w:t>dirname</w:t>
+      </w:r>
+      <w:proofErr w:type="spellEnd"/>
+      <w:r>
+        <w:t xml:space="preserve"> — путь к директории текущего модуля</w:t>
+      </w:r>
+    </w:p>
+    <w:p>
+      <w:pPr>
+        <w:numPr>
+          <w:ilvl w:val="0"/>
+          <w:numId w:val="7"/>
+        </w:numPr>
+        <w:spacing w:after="0"/>
+        <w:jc w:val="both"/>
+      </w:pPr>
+      <w:r>
+        <w:t>__</w:t>
+      </w:r>
+      <w:proofErr w:type="spellStart"/>
+      <w:r>
+        <w:t>filename</w:t>
+      </w:r>
+      <w:proofErr w:type="spellEnd"/>
+      <w:r>
+        <w:t xml:space="preserve"> — путь к текущему файлу</w:t>
+      </w:r>
+    </w:p>
+    <w:p>
+      <w:pPr>
+        <w:spacing w:after="0"/>
+        <w:jc w:val="both"/>
+      </w:pPr>
+      <w:r>
+        <w:rPr>
+          <w:rFonts w:ascii="Segoe UI Emoji" w:hAnsi="Segoe UI Emoji" w:cs="Segoe UI Emoji"/>
+        </w:rPr>
+        <w:t>📌</w:t>
+      </w:r>
+      <w:r>
+        <w:t xml:space="preserve"> Это не свойства объекта, а </w:t>
+      </w:r>
+      <w:r>
+        <w:rPr>
+          <w:b/>
+          <w:bCs/>
+        </w:rPr>
+        <w:t>глобальные переменные</w:t>
+      </w:r>
+      <w:r>
+        <w:t>, встроенные в каждый модуль.</w:t>
+      </w:r>
+    </w:p>
+    <w:p>
+      <w:pPr>
+        <w:spacing w:after="0"/>
+        <w:jc w:val="both"/>
+        <w:rPr>
+          <w:b/>
+          <w:bCs/>
+        </w:rPr>
+      </w:pPr>
+      <w:r>
+        <w:rPr>
+          <w:rFonts w:ascii="Segoe UI Emoji" w:hAnsi="Segoe UI Emoji" w:cs="Segoe UI Emoji"/>
+          <w:b/>
+          <w:bCs/>
+        </w:rPr>
+        <w:t>📦</w:t>
+      </w:r>
+      <w:r>
+        <w:rPr>
+          <w:b/>
+          <w:bCs/>
+        </w:rPr>
+        <w:t xml:space="preserve"> </w:t>
+      </w:r>
+      <w:proofErr w:type="spellStart"/>
+      <w:r>
+        <w:rPr>
+          <w:b/>
+          <w:bCs/>
+        </w:rPr>
+        <w:t>module</w:t>
+      </w:r>
+      <w:proofErr w:type="spellEnd"/>
+      <w:r>
+        <w:rPr>
+          <w:b/>
+          <w:bCs/>
+        </w:rPr>
+        <w:t xml:space="preserve"> и </w:t>
+      </w:r>
+      <w:proofErr w:type="spellStart"/>
+      <w:r>
+        <w:rPr>
+          <w:b/>
+          <w:bCs/>
+        </w:rPr>
+        <w:t>exports</w:t>
+      </w:r>
+      <w:proofErr w:type="spellEnd"/>
+    </w:p>
+    <w:p>
+      <w:pPr>
+        <w:numPr>
+          <w:ilvl w:val="0"/>
+          <w:numId w:val="8"/>
+        </w:numPr>
+        <w:spacing w:after="0"/>
+        <w:jc w:val="both"/>
+      </w:pPr>
+      <w:r>
+        <w:t>module.id — уникальный ID модуля</w:t>
+      </w:r>
+    </w:p>
+    <w:p>
+      <w:pPr>
+        <w:numPr>
+          <w:ilvl w:val="0"/>
+          <w:numId w:val="8"/>
+        </w:numPr>
+        <w:spacing w:after="0"/>
+        <w:jc w:val="both"/>
+      </w:pPr>
+      <w:proofErr w:type="spellStart"/>
+      <w:proofErr w:type="gramStart"/>
+      <w:r>
+        <w:t>module.filename</w:t>
+      </w:r>
+      <w:proofErr w:type="spellEnd"/>
+      <w:proofErr w:type="gramEnd"/>
+      <w:r>
+        <w:t xml:space="preserve"> — путь к файлу модуля</w:t>
+      </w:r>
+    </w:p>
+    <w:p>
+      <w:pPr>
+        <w:numPr>
+          <w:ilvl w:val="0"/>
+          <w:numId w:val="8"/>
+        </w:numPr>
+        <w:spacing w:after="0"/>
+        <w:jc w:val="both"/>
+      </w:pPr>
+      <w:proofErr w:type="spellStart"/>
+      <w:proofErr w:type="gramStart"/>
+      <w:r>
+        <w:t>module.loaded</w:t>
+      </w:r>
+      <w:proofErr w:type="spellEnd"/>
+      <w:proofErr w:type="gramEnd"/>
+      <w:r>
+        <w:t xml:space="preserve"> — загружен ли модуль</w:t>
+      </w:r>
+    </w:p>
+    <w:p>
+      <w:pPr>
+        <w:numPr>
+          <w:ilvl w:val="0"/>
+          <w:numId w:val="8"/>
+        </w:numPr>
+        <w:spacing w:after="0"/>
+        <w:jc w:val="both"/>
+      </w:pPr>
+      <w:proofErr w:type="spellStart"/>
+      <w:proofErr w:type="gramStart"/>
+      <w:r>
+        <w:t>module.exports</w:t>
+      </w:r>
+      <w:proofErr w:type="spellEnd"/>
+      <w:proofErr w:type="gramEnd"/>
+      <w:r>
+        <w:t xml:space="preserve"> — объект, который экспортируется</w:t>
+      </w:r>
+    </w:p>
+    <w:p>
+      <w:pPr>
+        <w:numPr>
+          <w:ilvl w:val="0"/>
+          <w:numId w:val="8"/>
+        </w:numPr>
+        <w:spacing w:after="0"/>
+        <w:jc w:val="both"/>
+      </w:pPr>
+      <w:proofErr w:type="spellStart"/>
+      <w:r>
+        <w:t>exports</w:t>
+      </w:r>
+      <w:proofErr w:type="spellEnd"/>
+      <w:r>
+        <w:t xml:space="preserve"> — сокращение для </w:t>
+      </w:r>
+      <w:proofErr w:type="spellStart"/>
+      <w:proofErr w:type="gramStart"/>
+      <w:r>
+        <w:t>module.exports</w:t>
+      </w:r>
+      <w:proofErr w:type="spellEnd"/>
+      <w:proofErr w:type="gramEnd"/>
+    </w:p>
+    <w:p>
+      <w:pPr>
+        <w:spacing w:after="0"/>
+        <w:jc w:val="both"/>
+        <w:rPr>
+          <w:b/>
+          <w:bCs/>
+        </w:rPr>
+      </w:pPr>
+      <w:r>
+        <w:rPr>
+          <w:rFonts w:ascii="Segoe UI Emoji" w:hAnsi="Segoe UI Emoji" w:cs="Segoe UI Emoji"/>
+          <w:b/>
+          <w:bCs/>
+        </w:rPr>
+        <w:t>📥</w:t>
+      </w:r>
+      <w:r>
+        <w:rPr>
+          <w:b/>
+          <w:bCs/>
+        </w:rPr>
+        <w:t xml:space="preserve"> </w:t>
+      </w:r>
+      <w:proofErr w:type="spellStart"/>
+      <w:proofErr w:type="gramStart"/>
+      <w:r>
+        <w:rPr>
+          <w:b/>
+          <w:bCs/>
+        </w:rPr>
+        <w:t>require</w:t>
+      </w:r>
+      <w:proofErr w:type="spellEnd"/>
+      <w:r>
+        <w:rPr>
+          <w:b/>
+          <w:bCs/>
+        </w:rPr>
+        <w:t>(</w:t>
+      </w:r>
+      <w:proofErr w:type="gramEnd"/>
+      <w:r>
+        <w:rPr>
+          <w:b/>
+          <w:bCs/>
+        </w:rPr>
+        <w:t>)</w:t>
+      </w:r>
+    </w:p>
+    <w:p>
+      <w:pPr>
+        <w:numPr>
+          <w:ilvl w:val="0"/>
+          <w:numId w:val="9"/>
+        </w:numPr>
+        <w:spacing w:after="0"/>
+        <w:jc w:val="both"/>
+      </w:pPr>
+      <w:proofErr w:type="spellStart"/>
+      <w:proofErr w:type="gramStart"/>
+      <w:r>
+        <w:t>require.resolve</w:t>
+      </w:r>
+      <w:proofErr w:type="spellEnd"/>
+      <w:proofErr w:type="gramEnd"/>
+      <w:r>
+        <w:t>() — путь к модулю</w:t>
+      </w:r>
+    </w:p>
+    <w:p>
+      <w:pPr>
+        <w:numPr>
+          <w:ilvl w:val="0"/>
+          <w:numId w:val="9"/>
+        </w:numPr>
+        <w:spacing w:after="0"/>
+        <w:jc w:val="both"/>
+      </w:pPr>
+      <w:proofErr w:type="spellStart"/>
+      <w:proofErr w:type="gramStart"/>
+      <w:r>
+        <w:t>require.cache</w:t>
+      </w:r>
+      <w:proofErr w:type="spellEnd"/>
+      <w:proofErr w:type="gramEnd"/>
+      <w:r>
+        <w:t xml:space="preserve"> — кэш загруженных модулей</w:t>
+      </w:r>
+    </w:p>
+    <w:p>
+      <w:pPr>
+        <w:numPr>
+          <w:ilvl w:val="0"/>
+          <w:numId w:val="9"/>
+        </w:numPr>
+        <w:spacing w:after="0"/>
+        <w:jc w:val="both"/>
+      </w:pPr>
+      <w:proofErr w:type="spellStart"/>
+      <w:proofErr w:type="gramStart"/>
+      <w:r>
+        <w:t>require.main</w:t>
+      </w:r>
+      <w:proofErr w:type="spellEnd"/>
+      <w:proofErr w:type="gramEnd"/>
+      <w:r>
+        <w:t xml:space="preserve"> — главный модуль (тот, с которого начался запуск)</w:t>
+      </w:r>
+    </w:p>
+    <w:p>
+      <w:pPr>
+        <w:spacing w:after="0"/>
+        <w:jc w:val="both"/>
+        <w:rPr>
+          <w:b/>
+          <w:bCs/>
+        </w:rPr>
+      </w:pPr>
+      <w:r>
+        <w:rPr>
+          <w:rFonts w:ascii="Segoe UI Symbol" w:hAnsi="Segoe UI Symbol" w:cs="Segoe UI Symbol"/>
+          <w:b/>
+          <w:bCs/>
+        </w:rPr>
+        <w:t>⏱</w:t>
+      </w:r>
+      <w:r>
+        <w:rPr>
+          <w:b/>
+          <w:bCs/>
+        </w:rPr>
+        <w:t xml:space="preserve"> Таймеры</w:t>
+      </w:r>
+    </w:p>
+    <w:p>
+      <w:pPr>
+        <w:numPr>
+          <w:ilvl w:val="0"/>
+          <w:numId w:val="10"/>
+        </w:numPr>
+        <w:spacing w:after="0"/>
+        <w:jc w:val="both"/>
+      </w:pPr>
+      <w:proofErr w:type="spellStart"/>
+      <w:proofErr w:type="gramStart"/>
+      <w:r>
+        <w:t>setTimeout</w:t>
+      </w:r>
+      <w:proofErr w:type="spellEnd"/>
+      <w:r>
+        <w:t>(</w:t>
+      </w:r>
+      <w:proofErr w:type="spellStart"/>
+      <w:proofErr w:type="gramEnd"/>
+      <w:r>
+        <w:t>fn</w:t>
+      </w:r>
+      <w:proofErr w:type="spellEnd"/>
+      <w:r>
+        <w:t xml:space="preserve">, </w:t>
+      </w:r>
+      <w:proofErr w:type="spellStart"/>
+      <w:r>
+        <w:t>ms</w:t>
+      </w:r>
+      <w:proofErr w:type="spellEnd"/>
+      <w:r>
+        <w:t>) — задержка</w:t>
+      </w:r>
+    </w:p>
+    <w:p>
+      <w:pPr>
+        <w:numPr>
+          <w:ilvl w:val="0"/>
+          <w:numId w:val="10"/>
+        </w:numPr>
+        <w:spacing w:after="0"/>
+        <w:jc w:val="both"/>
+      </w:pPr>
+      <w:proofErr w:type="spellStart"/>
+      <w:proofErr w:type="gramStart"/>
+      <w:r>
+        <w:t>setInterval</w:t>
+      </w:r>
+      <w:proofErr w:type="spellEnd"/>
+      <w:r>
+        <w:t>(</w:t>
+      </w:r>
+      <w:proofErr w:type="spellStart"/>
+      <w:proofErr w:type="gramEnd"/>
+      <w:r>
+        <w:t>fn</w:t>
+      </w:r>
+      <w:proofErr w:type="spellEnd"/>
+      <w:r>
+        <w:t xml:space="preserve">, </w:t>
+      </w:r>
+      <w:proofErr w:type="spellStart"/>
+      <w:r>
+        <w:t>ms</w:t>
+      </w:r>
+      <w:proofErr w:type="spellEnd"/>
+      <w:r>
+        <w:t>) — повторение</w:t>
+      </w:r>
+    </w:p>
+    <w:p>
+      <w:pPr>
+        <w:numPr>
+          <w:ilvl w:val="0"/>
+          <w:numId w:val="10"/>
+        </w:numPr>
+        <w:spacing w:after="0"/>
+        <w:jc w:val="both"/>
+      </w:pPr>
+      <w:proofErr w:type="spellStart"/>
+      <w:r>
+        <w:t>clearTimeout</w:t>
+      </w:r>
+      <w:proofErr w:type="spellEnd"/>
+      <w:r>
+        <w:t>(</w:t>
+      </w:r>
+      <w:proofErr w:type="spellStart"/>
+      <w:r>
+        <w:t>id</w:t>
+      </w:r>
+      <w:proofErr w:type="spellEnd"/>
+      <w:r>
+        <w:t>) — отмена таймера</w:t>
+      </w:r>
+    </w:p>
+    <w:p>
+      <w:pPr>
+        <w:numPr>
+          <w:ilvl w:val="0"/>
+          <w:numId w:val="10"/>
+        </w:numPr>
+        <w:spacing w:after="0"/>
+        <w:jc w:val="both"/>
+      </w:pPr>
+      <w:proofErr w:type="spellStart"/>
+      <w:r>
+        <w:t>clearInterval</w:t>
+      </w:r>
+      <w:proofErr w:type="spellEnd"/>
+      <w:r>
+        <w:t>(</w:t>
+      </w:r>
+      <w:proofErr w:type="spellStart"/>
+      <w:r>
+        <w:t>id</w:t>
+      </w:r>
+      <w:proofErr w:type="spellEnd"/>
+      <w:r>
+        <w:t>) — отмена интервала</w:t>
+      </w:r>
+    </w:p>
     <w:p>
       <w:pPr>
         <w:spacing w:after="0"/>
@@ -2597,6 +3739,1322 @@
         <w:spacing w:after="0"/>
         <w:ind w:firstLine="709"/>
         <w:jc w:val="both"/>
+        <w:rPr>
+          <w:b/>
+          <w:bCs/>
+          <w:lang w:val="en-US"/>
+        </w:rPr>
+      </w:pPr>
+      <w:proofErr w:type="spellStart"/>
+      <w:proofErr w:type="gramStart"/>
+      <w:r>
+        <w:rPr>
+          <w:b/>
+          <w:bCs/>
+          <w:lang w:val="en-US"/>
+        </w:rPr>
+        <w:t>process.nextTick</w:t>
+      </w:r>
+      <w:proofErr w:type="spellEnd"/>
+      <w:proofErr w:type="gramEnd"/>
+      <w:r>
+        <w:rPr>
+          <w:b/>
+          <w:bCs/>
+          <w:lang w:val="en-US"/>
+        </w:rPr>
+        <w:t>(callback)</w:t>
+      </w:r>
+    </w:p>
+    <w:p>
+      <w:pPr>
+        <w:spacing w:after="0"/>
+        <w:ind w:firstLine="709"/>
+        <w:jc w:val="both"/>
+        <w:rPr>
+          <w:b/>
+          <w:bCs/>
+          <w:lang w:val="en-US"/>
+        </w:rPr>
+      </w:pPr>
+      <w:r>
+        <w:rPr>
+          <w:rFonts w:ascii="Segoe UI Emoji" w:hAnsi="Segoe UI Emoji" w:cs="Segoe UI Emoji"/>
+          <w:b/>
+          <w:bCs/>
+        </w:rPr>
+        <w:t>📌</w:t>
+      </w:r>
+      <w:r>
+        <w:rPr>
+          <w:b/>
+          <w:bCs/>
+          <w:lang w:val="en-US"/>
+        </w:rPr>
+        <w:t xml:space="preserve"> </w:t>
+      </w:r>
+      <w:r>
+        <w:rPr>
+          <w:b/>
+          <w:bCs/>
+        </w:rPr>
+        <w:t>Что</w:t>
+      </w:r>
+      <w:r>
+        <w:rPr>
+          <w:b/>
+          <w:bCs/>
+          <w:lang w:val="en-US"/>
+        </w:rPr>
+        <w:t xml:space="preserve"> </w:t>
+      </w:r>
+      <w:r>
+        <w:rPr>
+          <w:b/>
+          <w:bCs/>
+        </w:rPr>
+        <w:t>делает</w:t>
+      </w:r>
+      <w:r>
+        <w:rPr>
+          <w:b/>
+          <w:bCs/>
+          <w:lang w:val="en-US"/>
+        </w:rPr>
+        <w:t>:</w:t>
+      </w:r>
+    </w:p>
+    <w:p>
+      <w:pPr>
+        <w:numPr>
+          <w:ilvl w:val="0"/>
+          <w:numId w:val="11"/>
+        </w:numPr>
+        <w:spacing w:after="0"/>
+        <w:jc w:val="both"/>
+      </w:pPr>
+      <w:r>
+        <w:t xml:space="preserve">Добавляет функцию в </w:t>
+      </w:r>
+      <w:r>
+        <w:rPr>
+          <w:b/>
+          <w:bCs/>
+        </w:rPr>
+        <w:t xml:space="preserve">очередь </w:t>
+      </w:r>
+      <w:proofErr w:type="spellStart"/>
+      <w:r>
+        <w:rPr>
+          <w:b/>
+          <w:bCs/>
+        </w:rPr>
+        <w:t>микрозадач</w:t>
+      </w:r>
+      <w:proofErr w:type="spellEnd"/>
+      <w:r>
+        <w:t xml:space="preserve">, которая будет выполнена </w:t>
+      </w:r>
+      <w:r>
+        <w:rPr>
+          <w:b/>
+          <w:bCs/>
+        </w:rPr>
+        <w:t xml:space="preserve">до следующего </w:t>
+      </w:r>
+      <w:proofErr w:type="spellStart"/>
+      <w:r>
+        <w:rPr>
+          <w:b/>
+          <w:bCs/>
+        </w:rPr>
+        <w:t>tick'а</w:t>
+      </w:r>
+      <w:proofErr w:type="spellEnd"/>
+      <w:r>
+        <w:rPr>
+          <w:b/>
+          <w:bCs/>
+        </w:rPr>
+        <w:t xml:space="preserve"> Event </w:t>
+      </w:r>
+      <w:proofErr w:type="spellStart"/>
+      <w:r>
+        <w:rPr>
+          <w:b/>
+          <w:bCs/>
+        </w:rPr>
+        <w:t>Loop</w:t>
+      </w:r>
+      <w:proofErr w:type="spellEnd"/>
+      <w:r>
+        <w:t>.</w:t>
+      </w:r>
+    </w:p>
+    <w:p>
+      <w:pPr>
+        <w:numPr>
+          <w:ilvl w:val="0"/>
+          <w:numId w:val="11"/>
+        </w:numPr>
+        <w:spacing w:after="0"/>
+        <w:jc w:val="both"/>
+        <w:rPr>
+          <w:lang w:val="en-US"/>
+        </w:rPr>
+      </w:pPr>
+      <w:r>
+        <w:t>Выполняется</w:t>
+      </w:r>
+      <w:r>
+        <w:rPr>
+          <w:lang w:val="en-US"/>
+        </w:rPr>
+        <w:t xml:space="preserve"> </w:t>
+      </w:r>
+      <w:r>
+        <w:rPr>
+          <w:b/>
+          <w:bCs/>
+        </w:rPr>
+        <w:t>раньше</w:t>
+      </w:r>
+      <w:r>
+        <w:rPr>
+          <w:b/>
+          <w:bCs/>
+          <w:lang w:val="en-US"/>
+        </w:rPr>
+        <w:t xml:space="preserve">, </w:t>
+      </w:r>
+      <w:r>
+        <w:rPr>
+          <w:b/>
+          <w:bCs/>
+        </w:rPr>
+        <w:t>чем</w:t>
+      </w:r>
+      <w:r>
+        <w:rPr>
+          <w:b/>
+          <w:bCs/>
+          <w:lang w:val="en-US"/>
+        </w:rPr>
+        <w:t xml:space="preserve"> Promise</w:t>
+      </w:r>
+      <w:r>
+        <w:rPr>
+          <w:lang w:val="en-US"/>
+        </w:rPr>
+        <w:t xml:space="preserve">, </w:t>
+      </w:r>
+      <w:proofErr w:type="spellStart"/>
+      <w:r>
+        <w:rPr>
+          <w:lang w:val="en-US"/>
+        </w:rPr>
+        <w:t>setTimeout</w:t>
+      </w:r>
+      <w:proofErr w:type="spellEnd"/>
+      <w:r>
+        <w:rPr>
+          <w:lang w:val="en-US"/>
+        </w:rPr>
+        <w:t xml:space="preserve">, </w:t>
+      </w:r>
+      <w:proofErr w:type="spellStart"/>
+      <w:r>
+        <w:rPr>
+          <w:lang w:val="en-US"/>
+        </w:rPr>
+        <w:t>setImmediate</w:t>
+      </w:r>
+      <w:proofErr w:type="spellEnd"/>
+      <w:r>
+        <w:rPr>
+          <w:lang w:val="en-US"/>
+        </w:rPr>
+        <w:t>.</w:t>
+      </w:r>
+    </w:p>
+    <w:p>
+      <w:pPr>
+        <w:spacing w:after="0"/>
+        <w:ind w:firstLine="709"/>
+        <w:jc w:val="both"/>
+        <w:rPr>
+          <w:b/>
+          <w:bCs/>
+        </w:rPr>
+      </w:pPr>
+      <w:r>
+        <w:rPr>
+          <w:rFonts w:ascii="Segoe UI Emoji" w:hAnsi="Segoe UI Emoji" w:cs="Segoe UI Emoji"/>
+          <w:b/>
+          <w:bCs/>
+        </w:rPr>
+        <w:t>🧠</w:t>
+      </w:r>
+      <w:r>
+        <w:rPr>
+          <w:b/>
+          <w:bCs/>
+        </w:rPr>
+        <w:t xml:space="preserve"> Особенности:</w:t>
+      </w:r>
+    </w:p>
+    <w:p>
+      <w:pPr>
+        <w:numPr>
+          <w:ilvl w:val="0"/>
+          <w:numId w:val="12"/>
+        </w:numPr>
+        <w:spacing w:after="0"/>
+        <w:jc w:val="both"/>
+      </w:pPr>
+      <w:r>
+        <w:t xml:space="preserve">Используется для </w:t>
+      </w:r>
+      <w:r>
+        <w:rPr>
+          <w:b/>
+          <w:bCs/>
+        </w:rPr>
+        <w:t>отложенного выполнения</w:t>
+      </w:r>
+      <w:r>
+        <w:t xml:space="preserve">, но </w:t>
+      </w:r>
+      <w:r>
+        <w:rPr>
+          <w:b/>
+          <w:bCs/>
+        </w:rPr>
+        <w:t>в пределах текущего цикла</w:t>
+      </w:r>
+      <w:r>
+        <w:t>.</w:t>
+      </w:r>
+    </w:p>
+    <w:p>
+      <w:pPr>
+        <w:numPr>
+          <w:ilvl w:val="0"/>
+          <w:numId w:val="12"/>
+        </w:numPr>
+        <w:spacing w:after="0"/>
+        <w:jc w:val="both"/>
+      </w:pPr>
+      <w:r>
+        <w:t xml:space="preserve">Может </w:t>
+      </w:r>
+      <w:r>
+        <w:rPr>
+          <w:b/>
+          <w:bCs/>
+        </w:rPr>
+        <w:t xml:space="preserve">заблокировать Event </w:t>
+      </w:r>
+      <w:proofErr w:type="spellStart"/>
+      <w:r>
+        <w:rPr>
+          <w:b/>
+          <w:bCs/>
+        </w:rPr>
+        <w:t>Loop</w:t>
+      </w:r>
+      <w:proofErr w:type="spellEnd"/>
+      <w:r>
+        <w:t>, если вызвать рекурсивно:</w:t>
+      </w:r>
+    </w:p>
+    <w:p>
+      <w:pPr>
+        <w:spacing w:after="0"/>
+        <w:ind w:firstLine="709"/>
+        <w:jc w:val="both"/>
+      </w:pPr>
+    </w:p>
+    <w:p>
+      <w:pPr>
+        <w:spacing w:after="0"/>
+        <w:ind w:firstLine="709"/>
+        <w:jc w:val="both"/>
+        <w:rPr>
+          <w:b/>
+          <w:bCs/>
+          <w:lang w:val="en-US"/>
+        </w:rPr>
+      </w:pPr>
+      <w:proofErr w:type="spellStart"/>
+      <w:r>
+        <w:rPr>
+          <w:b/>
+          <w:bCs/>
+          <w:lang w:val="en-US"/>
+        </w:rPr>
+        <w:t>setImmediate</w:t>
+      </w:r>
+      <w:proofErr w:type="spellEnd"/>
+      <w:r>
+        <w:rPr>
+          <w:b/>
+          <w:bCs/>
+          <w:lang w:val="en-US"/>
+        </w:rPr>
+        <w:t>(callback)</w:t>
+      </w:r>
+    </w:p>
+    <w:p>
+      <w:pPr>
+        <w:spacing w:after="0"/>
+        <w:ind w:firstLine="709"/>
+        <w:jc w:val="both"/>
+        <w:rPr>
+          <w:b/>
+          <w:bCs/>
+          <w:lang w:val="en-US"/>
+        </w:rPr>
+      </w:pPr>
+      <w:r>
+        <w:rPr>
+          <w:rFonts w:ascii="Segoe UI Emoji" w:hAnsi="Segoe UI Emoji" w:cs="Segoe UI Emoji"/>
+          <w:b/>
+          <w:bCs/>
+        </w:rPr>
+        <w:t>📌</w:t>
+      </w:r>
+      <w:r>
+        <w:rPr>
+          <w:b/>
+          <w:bCs/>
+          <w:lang w:val="en-US"/>
+        </w:rPr>
+        <w:t xml:space="preserve"> </w:t>
+      </w:r>
+      <w:r>
+        <w:rPr>
+          <w:b/>
+          <w:bCs/>
+        </w:rPr>
+        <w:t>Что</w:t>
+      </w:r>
+      <w:r>
+        <w:rPr>
+          <w:b/>
+          <w:bCs/>
+          <w:lang w:val="en-US"/>
+        </w:rPr>
+        <w:t xml:space="preserve"> </w:t>
+      </w:r>
+      <w:r>
+        <w:rPr>
+          <w:b/>
+          <w:bCs/>
+        </w:rPr>
+        <w:t>делает</w:t>
+      </w:r>
+      <w:r>
+        <w:rPr>
+          <w:b/>
+          <w:bCs/>
+          <w:lang w:val="en-US"/>
+        </w:rPr>
+        <w:t>:</w:t>
+      </w:r>
+    </w:p>
+    <w:p>
+      <w:pPr>
+        <w:numPr>
+          <w:ilvl w:val="0"/>
+          <w:numId w:val="13"/>
+        </w:numPr>
+        <w:spacing w:after="0"/>
+        <w:jc w:val="both"/>
+      </w:pPr>
+      <w:r>
+        <w:t xml:space="preserve">Добавляет функцию в </w:t>
+      </w:r>
+      <w:r>
+        <w:rPr>
+          <w:b/>
+          <w:bCs/>
+        </w:rPr>
+        <w:t xml:space="preserve">очередь </w:t>
+      </w:r>
+      <w:proofErr w:type="spellStart"/>
+      <w:r>
+        <w:rPr>
+          <w:b/>
+          <w:bCs/>
+        </w:rPr>
+        <w:t>макрозадач</w:t>
+      </w:r>
+      <w:proofErr w:type="spellEnd"/>
+      <w:r>
+        <w:t xml:space="preserve">, которая будет выполнена </w:t>
+      </w:r>
+      <w:r>
+        <w:rPr>
+          <w:b/>
+          <w:bCs/>
+        </w:rPr>
+        <w:t>на фазе Check</w:t>
+      </w:r>
+      <w:r>
+        <w:t xml:space="preserve">, после завершения </w:t>
+      </w:r>
+      <w:proofErr w:type="spellStart"/>
+      <w:r>
+        <w:t>Poll</w:t>
+      </w:r>
+      <w:proofErr w:type="spellEnd"/>
+      <w:r>
+        <w:t xml:space="preserve"> (I/O).</w:t>
+      </w:r>
+    </w:p>
+    <w:p>
+      <w:pPr>
+        <w:numPr>
+          <w:ilvl w:val="0"/>
+          <w:numId w:val="13"/>
+        </w:numPr>
+        <w:spacing w:after="0"/>
+        <w:jc w:val="both"/>
+      </w:pPr>
+      <w:r>
+        <w:t xml:space="preserve">Выполняется </w:t>
+      </w:r>
+      <w:r>
+        <w:rPr>
+          <w:b/>
+          <w:bCs/>
+        </w:rPr>
+        <w:t xml:space="preserve">после текущего </w:t>
+      </w:r>
+      <w:proofErr w:type="spellStart"/>
+      <w:r>
+        <w:rPr>
+          <w:b/>
+          <w:bCs/>
+        </w:rPr>
+        <w:t>tick'а</w:t>
+      </w:r>
+      <w:proofErr w:type="spellEnd"/>
+      <w:r>
+        <w:t xml:space="preserve">, но </w:t>
+      </w:r>
+      <w:r>
+        <w:rPr>
+          <w:b/>
+          <w:bCs/>
+        </w:rPr>
+        <w:t xml:space="preserve">раньше, чем </w:t>
+      </w:r>
+      <w:proofErr w:type="spellStart"/>
+      <w:proofErr w:type="gramStart"/>
+      <w:r>
+        <w:rPr>
+          <w:b/>
+          <w:bCs/>
+        </w:rPr>
+        <w:t>setTimeout</w:t>
+      </w:r>
+      <w:proofErr w:type="spellEnd"/>
+      <w:r>
+        <w:rPr>
+          <w:b/>
+          <w:bCs/>
+        </w:rPr>
+        <w:t>(</w:t>
+      </w:r>
+      <w:proofErr w:type="gramEnd"/>
+      <w:r>
+        <w:rPr>
+          <w:b/>
+          <w:bCs/>
+        </w:rPr>
+        <w:t>0)</w:t>
+      </w:r>
+      <w:r>
+        <w:t xml:space="preserve"> в большинстве случаев.</w:t>
+      </w:r>
+    </w:p>
+    <w:p>
+      <w:pPr>
+        <w:spacing w:after="0"/>
+        <w:ind w:firstLine="709"/>
+        <w:jc w:val="both"/>
+        <w:rPr>
+          <w:b/>
+          <w:bCs/>
+        </w:rPr>
+      </w:pPr>
+      <w:r>
+        <w:rPr>
+          <w:rFonts w:ascii="Segoe UI Emoji" w:hAnsi="Segoe UI Emoji" w:cs="Segoe UI Emoji"/>
+          <w:b/>
+          <w:bCs/>
+        </w:rPr>
+        <w:t>🧠</w:t>
+      </w:r>
+      <w:r>
+        <w:rPr>
+          <w:b/>
+          <w:bCs/>
+        </w:rPr>
+        <w:t xml:space="preserve"> Особенности:</w:t>
+      </w:r>
+    </w:p>
+    <w:p>
+      <w:pPr>
+        <w:numPr>
+          <w:ilvl w:val="0"/>
+          <w:numId w:val="14"/>
+        </w:numPr>
+        <w:spacing w:after="0"/>
+        <w:jc w:val="both"/>
+      </w:pPr>
+      <w:r>
+        <w:t xml:space="preserve">Идеален для </w:t>
+      </w:r>
+      <w:r>
+        <w:rPr>
+          <w:b/>
+          <w:bCs/>
+        </w:rPr>
+        <w:t>отложенного выполнения после I/O</w:t>
+      </w:r>
+      <w:r>
+        <w:t>.</w:t>
+      </w:r>
+    </w:p>
+    <w:p>
+      <w:pPr>
+        <w:numPr>
+          <w:ilvl w:val="0"/>
+          <w:numId w:val="14"/>
+        </w:numPr>
+        <w:spacing w:after="0"/>
+        <w:jc w:val="both"/>
+      </w:pPr>
+      <w:r>
+        <w:t xml:space="preserve">Не блокирует Event </w:t>
+      </w:r>
+      <w:proofErr w:type="spellStart"/>
+      <w:r>
+        <w:t>Loop</w:t>
+      </w:r>
+      <w:proofErr w:type="spellEnd"/>
+      <w:r>
+        <w:t>.</w:t>
+      </w:r>
+    </w:p>
+    <w:p>
+      <w:pPr>
+        <w:numPr>
+          <w:ilvl w:val="0"/>
+          <w:numId w:val="14"/>
+        </w:numPr>
+        <w:spacing w:after="0"/>
+        <w:jc w:val="both"/>
+      </w:pPr>
+      <w:r>
+        <w:t xml:space="preserve">Может быть полезен для </w:t>
+      </w:r>
+      <w:r>
+        <w:rPr>
+          <w:b/>
+          <w:bCs/>
+        </w:rPr>
+        <w:t>разделения тяжёлых операций</w:t>
+      </w:r>
+      <w:r>
+        <w:t>.</w:t>
+      </w:r>
+    </w:p>
+    <w:p>
+      <w:pPr>
+        <w:spacing w:after="0"/>
+        <w:ind w:firstLine="709"/>
+        <w:jc w:val="both"/>
+      </w:pPr>
+    </w:p>
+    <w:p>
+      <w:pPr>
+        <w:numPr>
+          <w:ilvl w:val="0"/>
+          <w:numId w:val="15"/>
+        </w:numPr>
+        <w:spacing w:after="0"/>
+        <w:jc w:val="both"/>
+      </w:pPr>
+      <w:proofErr w:type="spellStart"/>
+      <w:r>
+        <w:rPr>
+          <w:b/>
+          <w:bCs/>
+        </w:rPr>
+        <w:t>Микрозадачи</w:t>
+      </w:r>
+      <w:proofErr w:type="spellEnd"/>
+      <w:r>
+        <w:rPr>
+          <w:b/>
+          <w:bCs/>
+        </w:rPr>
+        <w:t xml:space="preserve"> (</w:t>
+      </w:r>
+      <w:proofErr w:type="spellStart"/>
+      <w:r>
+        <w:rPr>
+          <w:b/>
+          <w:bCs/>
+        </w:rPr>
+        <w:t>microtasks</w:t>
+      </w:r>
+      <w:proofErr w:type="spellEnd"/>
+      <w:r>
+        <w:rPr>
+          <w:b/>
+          <w:bCs/>
+        </w:rPr>
+        <w:t>)</w:t>
+      </w:r>
+      <w:r>
+        <w:t xml:space="preserve"> — выполняются </w:t>
+      </w:r>
+      <w:r>
+        <w:rPr>
+          <w:b/>
+          <w:bCs/>
+        </w:rPr>
+        <w:t>до</w:t>
+      </w:r>
+      <w:r>
+        <w:t xml:space="preserve"> перехода к следующей фазе цикла.</w:t>
+      </w:r>
+    </w:p>
+    <w:p>
+      <w:pPr>
+        <w:numPr>
+          <w:ilvl w:val="0"/>
+          <w:numId w:val="15"/>
+        </w:numPr>
+        <w:spacing w:after="0"/>
+        <w:jc w:val="both"/>
+      </w:pPr>
+      <w:proofErr w:type="spellStart"/>
+      <w:r>
+        <w:rPr>
+          <w:b/>
+          <w:bCs/>
+        </w:rPr>
+        <w:t>Макрозадачи</w:t>
+      </w:r>
+      <w:proofErr w:type="spellEnd"/>
+      <w:r>
+        <w:rPr>
+          <w:b/>
+          <w:bCs/>
+        </w:rPr>
+        <w:t xml:space="preserve"> (</w:t>
+      </w:r>
+      <w:proofErr w:type="spellStart"/>
+      <w:r>
+        <w:rPr>
+          <w:b/>
+          <w:bCs/>
+        </w:rPr>
+        <w:t>macrotasks</w:t>
+      </w:r>
+      <w:proofErr w:type="spellEnd"/>
+      <w:r>
+        <w:rPr>
+          <w:b/>
+          <w:bCs/>
+        </w:rPr>
+        <w:t>)</w:t>
+      </w:r>
+      <w:r>
+        <w:t xml:space="preserve"> — выполняются </w:t>
+      </w:r>
+      <w:r>
+        <w:rPr>
+          <w:b/>
+          <w:bCs/>
+        </w:rPr>
+        <w:t>внутри фаз</w:t>
+      </w:r>
+      <w:r>
+        <w:t xml:space="preserve"> цикла событий.</w:t>
+      </w:r>
+    </w:p>
+    <w:p>
+      <w:pPr>
+        <w:spacing w:after="0"/>
+        <w:ind w:firstLine="709"/>
+        <w:jc w:val="both"/>
+        <w:rPr>
+          <w:b/>
+          <w:bCs/>
+        </w:rPr>
+      </w:pPr>
+      <w:r>
+        <w:rPr>
+          <w:rFonts w:ascii="Segoe UI Emoji" w:hAnsi="Segoe UI Emoji" w:cs="Segoe UI Emoji"/>
+          <w:b/>
+          <w:bCs/>
+        </w:rPr>
+        <w:t>🧵</w:t>
+      </w:r>
+      <w:r>
+        <w:rPr>
+          <w:b/>
+          <w:bCs/>
+        </w:rPr>
+        <w:t xml:space="preserve"> </w:t>
+      </w:r>
+      <w:proofErr w:type="spellStart"/>
+      <w:r>
+        <w:rPr>
+          <w:b/>
+          <w:bCs/>
+        </w:rPr>
+        <w:t>Микрозадачи</w:t>
+      </w:r>
+      <w:proofErr w:type="spellEnd"/>
+      <w:r>
+        <w:rPr>
+          <w:b/>
+          <w:bCs/>
+        </w:rPr>
+        <w:t xml:space="preserve"> </w:t>
+      </w:r>
+      <w:proofErr w:type="spellStart"/>
+      <w:r>
+        <w:rPr>
+          <w:b/>
+          <w:bCs/>
+        </w:rPr>
+        <w:t>vs</w:t>
+      </w:r>
+      <w:proofErr w:type="spellEnd"/>
+      <w:r>
+        <w:rPr>
+          <w:b/>
+          <w:bCs/>
+        </w:rPr>
+        <w:t xml:space="preserve"> </w:t>
+      </w:r>
+      <w:proofErr w:type="spellStart"/>
+      <w:r>
+        <w:rPr>
+          <w:b/>
+          <w:bCs/>
+        </w:rPr>
+        <w:t>Макрозадачи</w:t>
+      </w:r>
+      <w:proofErr w:type="spellEnd"/>
+    </w:p>
+    <w:tbl>
+      <w:tblPr>
+        <w:tblW w:w="0" w:type="auto"/>
+        <w:tblCellSpacing w:w="15" w:type="dxa"/>
+        <w:tblCellMar>
+          <w:top w:w="15" w:type="dxa"/>
+          <w:left w:w="15" w:type="dxa"/>
+          <w:bottom w:w="15" w:type="dxa"/>
+          <w:right w:w="15" w:type="dxa"/>
+        </w:tblCellMar>
+        <w:tblLook w:val="04A0" w:firstRow="1" w:lastRow="0" w:firstColumn="1" w:lastColumn="0" w:noHBand="0" w:noVBand="1"/>
+      </w:tblPr>
+      <w:tblGrid>
+        <w:gridCol w:w="2509"/>
+        <w:gridCol w:w="3371"/>
+        <w:gridCol w:w="3474"/>
+      </w:tblGrid>
+      <w:tr>
+        <w:trPr>
+          <w:tblHeader/>
+          <w:tblCellSpacing w:w="15" w:type="dxa"/>
+        </w:trPr>
+        <w:tc>
+          <w:tcPr>
+            <w:tcW w:w="0" w:type="auto"/>
+            <w:vAlign w:val="center"/>
+            <w:hideMark/>
+          </w:tcPr>
+          <w:p>
+            <w:pPr>
+              <w:spacing w:after="0"/>
+              <w:ind w:firstLine="709"/>
+              <w:jc w:val="both"/>
+              <w:rPr>
+                <w:b/>
+                <w:bCs/>
+              </w:rPr>
+            </w:pPr>
+            <w:r>
+              <w:rPr>
+                <w:b/>
+                <w:bCs/>
+              </w:rPr>
+              <w:t>Тип задачи</w:t>
+            </w:r>
+          </w:p>
+        </w:tc>
+        <w:tc>
+          <w:tcPr>
+            <w:tcW w:w="0" w:type="auto"/>
+            <w:vAlign w:val="center"/>
+            <w:hideMark/>
+          </w:tcPr>
+          <w:p>
+            <w:pPr>
+              <w:spacing w:after="0"/>
+              <w:ind w:firstLine="709"/>
+              <w:jc w:val="both"/>
+              <w:rPr>
+                <w:b/>
+                <w:bCs/>
+              </w:rPr>
+            </w:pPr>
+            <w:r>
+              <w:rPr>
+                <w:b/>
+                <w:bCs/>
+              </w:rPr>
+              <w:t>Примеры</w:t>
+            </w:r>
+          </w:p>
+        </w:tc>
+        <w:tc>
+          <w:tcPr>
+            <w:tcW w:w="0" w:type="auto"/>
+            <w:vAlign w:val="center"/>
+            <w:hideMark/>
+          </w:tcPr>
+          <w:p>
+            <w:pPr>
+              <w:spacing w:after="0"/>
+              <w:ind w:firstLine="709"/>
+              <w:jc w:val="both"/>
+              <w:rPr>
+                <w:b/>
+                <w:bCs/>
+              </w:rPr>
+            </w:pPr>
+            <w:r>
+              <w:rPr>
+                <w:b/>
+                <w:bCs/>
+              </w:rPr>
+              <w:t>Когда выполняется</w:t>
+            </w:r>
+          </w:p>
+        </w:tc>
+      </w:tr>
+      <w:tr>
+        <w:trPr>
+          <w:tblCellSpacing w:w="15" w:type="dxa"/>
+        </w:trPr>
+        <w:tc>
+          <w:tcPr>
+            <w:tcW w:w="0" w:type="auto"/>
+            <w:vAlign w:val="center"/>
+            <w:hideMark/>
+          </w:tcPr>
+          <w:p>
+            <w:pPr>
+              <w:spacing w:after="0"/>
+              <w:ind w:firstLine="709"/>
+              <w:jc w:val="both"/>
+            </w:pPr>
+            <w:proofErr w:type="spellStart"/>
+            <w:r>
+              <w:rPr>
+                <w:b/>
+                <w:bCs/>
+              </w:rPr>
+              <w:t>Микрозадачи</w:t>
+            </w:r>
+            <w:proofErr w:type="spellEnd"/>
+          </w:p>
+        </w:tc>
+        <w:tc>
+          <w:tcPr>
+            <w:tcW w:w="0" w:type="auto"/>
+            <w:vAlign w:val="center"/>
+            <w:hideMark/>
+          </w:tcPr>
+          <w:p>
+            <w:pPr>
+              <w:spacing w:after="0"/>
+              <w:ind w:firstLine="709"/>
+              <w:jc w:val="both"/>
+            </w:pPr>
+            <w:proofErr w:type="spellStart"/>
+            <w:proofErr w:type="gramStart"/>
+            <w:r>
+              <w:t>process.nextTick</w:t>
+            </w:r>
+            <w:proofErr w:type="spellEnd"/>
+            <w:proofErr w:type="gramEnd"/>
+            <w:r>
+              <w:t xml:space="preserve">, </w:t>
+            </w:r>
+            <w:proofErr w:type="spellStart"/>
+            <w:r>
+              <w:t>Promise.then</w:t>
+            </w:r>
+            <w:proofErr w:type="spellEnd"/>
+            <w:r>
+              <w:t>()</w:t>
+            </w:r>
+          </w:p>
+        </w:tc>
+        <w:tc>
+          <w:tcPr>
+            <w:tcW w:w="0" w:type="auto"/>
+            <w:vAlign w:val="center"/>
+            <w:hideMark/>
+          </w:tcPr>
+          <w:p>
+            <w:pPr>
+              <w:spacing w:after="0"/>
+              <w:ind w:firstLine="709"/>
+              <w:jc w:val="both"/>
+            </w:pPr>
+            <w:r>
+              <w:rPr>
+                <w:b/>
+                <w:bCs/>
+              </w:rPr>
+              <w:t>Сразу после текущего стека вызовов</w:t>
+            </w:r>
+            <w:r>
+              <w:t>, до перехода к следующей фазе</w:t>
+            </w:r>
+          </w:p>
+        </w:tc>
+      </w:tr>
+      <w:tr>
+        <w:trPr>
+          <w:tblCellSpacing w:w="15" w:type="dxa"/>
+        </w:trPr>
+        <w:tc>
+          <w:tcPr>
+            <w:tcW w:w="0" w:type="auto"/>
+            <w:vAlign w:val="center"/>
+            <w:hideMark/>
+          </w:tcPr>
+          <w:p>
+            <w:pPr>
+              <w:spacing w:after="0"/>
+              <w:ind w:firstLine="709"/>
+              <w:jc w:val="both"/>
+            </w:pPr>
+            <w:proofErr w:type="spellStart"/>
+            <w:r>
+              <w:rPr>
+                <w:b/>
+                <w:bCs/>
+              </w:rPr>
+              <w:t>Макрозадачи</w:t>
+            </w:r>
+            <w:proofErr w:type="spellEnd"/>
+          </w:p>
+        </w:tc>
+        <w:tc>
+          <w:tcPr>
+            <w:tcW w:w="0" w:type="auto"/>
+            <w:vAlign w:val="center"/>
+            <w:hideMark/>
+          </w:tcPr>
+          <w:p>
+            <w:pPr>
+              <w:spacing w:after="0"/>
+              <w:ind w:firstLine="709"/>
+              <w:jc w:val="both"/>
+              <w:rPr>
+                <w:lang w:val="en-US"/>
+              </w:rPr>
+            </w:pPr>
+            <w:proofErr w:type="spellStart"/>
+            <w:r>
+              <w:rPr>
+                <w:lang w:val="en-US"/>
+              </w:rPr>
+              <w:t>setTimeout</w:t>
+            </w:r>
+            <w:proofErr w:type="spellEnd"/>
+            <w:r>
+              <w:rPr>
+                <w:lang w:val="en-US"/>
+              </w:rPr>
+              <w:t xml:space="preserve">, </w:t>
+            </w:r>
+            <w:proofErr w:type="spellStart"/>
+            <w:r>
+              <w:rPr>
+                <w:lang w:val="en-US"/>
+              </w:rPr>
+              <w:t>setInterval</w:t>
+            </w:r>
+            <w:proofErr w:type="spellEnd"/>
+            <w:r>
+              <w:rPr>
+                <w:lang w:val="en-US"/>
+              </w:rPr>
+              <w:t xml:space="preserve">, </w:t>
+            </w:r>
+            <w:proofErr w:type="spellStart"/>
+            <w:r>
+              <w:rPr>
+                <w:lang w:val="en-US"/>
+              </w:rPr>
+              <w:t>setImmediate</w:t>
+            </w:r>
+            <w:proofErr w:type="spellEnd"/>
+            <w:r>
+              <w:rPr>
+                <w:lang w:val="en-US"/>
+              </w:rPr>
+              <w:t>, I/O</w:t>
+            </w:r>
+          </w:p>
+        </w:tc>
+        <w:tc>
+          <w:tcPr>
+            <w:tcW w:w="0" w:type="auto"/>
+            <w:vAlign w:val="center"/>
+            <w:hideMark/>
+          </w:tcPr>
+          <w:p>
+            <w:pPr>
+              <w:spacing w:after="0"/>
+              <w:ind w:firstLine="709"/>
+              <w:jc w:val="both"/>
+            </w:pPr>
+            <w:r>
+              <w:rPr>
+                <w:b/>
+                <w:bCs/>
+              </w:rPr>
+              <w:t xml:space="preserve">Внутри фаз Event </w:t>
+            </w:r>
+            <w:proofErr w:type="spellStart"/>
+            <w:r>
+              <w:rPr>
+                <w:b/>
+                <w:bCs/>
+              </w:rPr>
+              <w:t>Loop</w:t>
+            </w:r>
+            <w:proofErr w:type="spellEnd"/>
+            <w:r>
+              <w:t xml:space="preserve">, после </w:t>
+            </w:r>
+            <w:proofErr w:type="spellStart"/>
+            <w:r>
+              <w:t>микрозадач</w:t>
+            </w:r>
+            <w:proofErr w:type="spellEnd"/>
+          </w:p>
+        </w:tc>
+      </w:tr>
+    </w:tbl>
+    <w:p>
+      <w:pPr>
+        <w:spacing w:after="0"/>
+        <w:ind w:firstLine="709"/>
+        <w:jc w:val="both"/>
+      </w:pPr>
+    </w:p>
+    <w:p>
+      <w:pPr>
+        <w:spacing w:after="0"/>
+        <w:ind w:firstLine="709"/>
+        <w:jc w:val="both"/>
+        <w:rPr>
+          <w:b/>
+          <w:bCs/>
+        </w:rPr>
+      </w:pPr>
+      <w:r>
+        <w:rPr>
+          <w:b/>
+          <w:bCs/>
+        </w:rPr>
+        <w:lastRenderedPageBreak/>
+        <w:t>Когда использовать</w:t>
+      </w:r>
+    </w:p>
+    <w:p>
+      <w:pPr>
+        <w:numPr>
+          <w:ilvl w:val="0"/>
+          <w:numId w:val="16"/>
+        </w:numPr>
+        <w:spacing w:after="0"/>
+        <w:jc w:val="both"/>
+      </w:pPr>
+      <w:proofErr w:type="spellStart"/>
+      <w:proofErr w:type="gramStart"/>
+      <w:r>
+        <w:t>process.nextTick</w:t>
+      </w:r>
+      <w:proofErr w:type="spellEnd"/>
+      <w:proofErr w:type="gramEnd"/>
+      <w:r>
+        <w:t>:</w:t>
+      </w:r>
+    </w:p>
+    <w:p>
+      <w:pPr>
+        <w:numPr>
+          <w:ilvl w:val="1"/>
+          <w:numId w:val="16"/>
+        </w:numPr>
+        <w:spacing w:after="0"/>
+        <w:jc w:val="both"/>
+      </w:pPr>
+      <w:r>
+        <w:t xml:space="preserve">Для </w:t>
+      </w:r>
+      <w:r>
+        <w:rPr>
+          <w:b/>
+          <w:bCs/>
+        </w:rPr>
+        <w:t>обработки ошибок</w:t>
+      </w:r>
+      <w:r>
+        <w:t xml:space="preserve"> до выхода из функции.</w:t>
+      </w:r>
+    </w:p>
+    <w:p>
+      <w:pPr>
+        <w:numPr>
+          <w:ilvl w:val="1"/>
+          <w:numId w:val="16"/>
+        </w:numPr>
+        <w:spacing w:after="0"/>
+        <w:jc w:val="both"/>
+      </w:pPr>
+      <w:r>
+        <w:t xml:space="preserve">Для </w:t>
+      </w:r>
+      <w:r>
+        <w:rPr>
+          <w:b/>
+          <w:bCs/>
+        </w:rPr>
+        <w:t>внутренней логики</w:t>
+      </w:r>
+      <w:r>
+        <w:t xml:space="preserve">, где нужно гарантировать выполнение </w:t>
+      </w:r>
+      <w:r>
+        <w:rPr>
+          <w:b/>
+          <w:bCs/>
+        </w:rPr>
+        <w:t xml:space="preserve">до следующего </w:t>
+      </w:r>
+      <w:proofErr w:type="spellStart"/>
+      <w:r>
+        <w:rPr>
+          <w:b/>
+          <w:bCs/>
+        </w:rPr>
+        <w:t>tick'а</w:t>
+      </w:r>
+      <w:proofErr w:type="spellEnd"/>
+      <w:r>
+        <w:t>.</w:t>
+      </w:r>
+    </w:p>
+    <w:p>
+      <w:pPr>
+        <w:numPr>
+          <w:ilvl w:val="0"/>
+          <w:numId w:val="16"/>
+        </w:numPr>
+        <w:spacing w:after="0"/>
+        <w:jc w:val="both"/>
+      </w:pPr>
+      <w:proofErr w:type="spellStart"/>
+      <w:r>
+        <w:t>setImmediate</w:t>
+      </w:r>
+      <w:proofErr w:type="spellEnd"/>
+      <w:r>
+        <w:t>:</w:t>
+      </w:r>
+    </w:p>
+    <w:p>
+      <w:pPr>
+        <w:numPr>
+          <w:ilvl w:val="1"/>
+          <w:numId w:val="16"/>
+        </w:numPr>
+        <w:spacing w:after="0"/>
+        <w:jc w:val="both"/>
+      </w:pPr>
+      <w:r>
+        <w:t xml:space="preserve">Для </w:t>
+      </w:r>
+      <w:r>
+        <w:rPr>
+          <w:b/>
+          <w:bCs/>
+        </w:rPr>
+        <w:t>отложенного выполнения</w:t>
+      </w:r>
+      <w:r>
+        <w:t xml:space="preserve">, особенно после </w:t>
+      </w:r>
+      <w:r>
+        <w:rPr>
+          <w:b/>
+          <w:bCs/>
+        </w:rPr>
+        <w:t>I/O операций</w:t>
+      </w:r>
+      <w:r>
+        <w:t>.</w:t>
+      </w:r>
+    </w:p>
+    <w:p>
+      <w:pPr>
+        <w:numPr>
+          <w:ilvl w:val="1"/>
+          <w:numId w:val="16"/>
+        </w:numPr>
+        <w:spacing w:after="0"/>
+        <w:jc w:val="both"/>
+      </w:pPr>
+      <w:r>
+        <w:t xml:space="preserve">Для </w:t>
+      </w:r>
+      <w:r>
+        <w:rPr>
+          <w:b/>
+          <w:bCs/>
+        </w:rPr>
+        <w:t>разделения тяжёлых вычислений</w:t>
+      </w:r>
+      <w:r>
+        <w:t xml:space="preserve"> на части.</w:t>
+      </w:r>
+    </w:p>
+    <w:p>
+      <w:pPr>
+        <w:spacing w:after="0"/>
+        <w:ind w:firstLine="709"/>
+        <w:jc w:val="both"/>
       </w:pPr>
     </w:p>
     <w:sectPr>
@@ -2612,6 +5070,304 @@
 <file path=word/numbering.xml><?xml version="1.0" encoding="utf-8"?>
 <w:numbering xmlns:wpc="http://schemas.microsoft.com/office/word/2010/wordprocessingCanvas" xmlns:cx="http://schemas.microsoft.com/office/drawing/2014/chartex" xmlns:cx1="http://schemas.microsoft.com/office/drawing/2015/9/8/chartex" xmlns:cx2="http://schemas.microsoft.com/office/drawing/2015/10/21/chartex" xmlns:cx3="http://schemas.microsoft.com/office/drawing/2016/5/9/chartex" xmlns:cx4="http://schemas.microsoft.com/office/drawing/2016/5/10/chartex" xmlns:cx5="http://schemas.microsoft.com/office/drawing/2016/5/11/chartex" xmlns:cx6="http://schemas.microsoft.com/office/drawing/2016/5/12/chartex" xmlns:cx7="http://schemas.microsoft.com/office/drawing/2016/5/13/chartex" xmlns:cx8="http://schemas.microsoft.com/office/drawing/2016/5/14/chartex" xmlns:mc="http://schemas.openxmlformats.org/markup-compatibility/2006" xmlns:aink="http://schemas.microsoft.com/office/drawing/2016/ink" xmlns:am3d="http://schemas.microsoft.com/office/drawing/2017/model3d" xmlns:o="urn:schemas-microsoft-com:office:office" xmlns:oel="http://schemas.microsoft.com/office/2019/extlst" xmlns:r="http://schemas.openxmlformats.org/officeDocument/2006/relationships" xmlns:m="http://schemas.openxmlformats.org/officeDocument/2006/math" xmlns:v="urn:schemas-microsoft-com:vml" xmlns:wp14="http://schemas.microsoft.com/office/word/2010/wordprocessingDrawing" xmlns:wp="http://schemas.openxmlformats.org/drawingml/2006/wordprocessingDrawing" xmlns:w10="urn:schemas-microsoft-com:office:word" xmlns:w="http://schemas.openxmlformats.org/wordprocessingml/2006/main" xmlns:w14="http://schemas.microsoft.com/office/word/2010/wordml" xmlns:w15="http://schemas.microsoft.com/office/word/2012/wordml" xmlns:w16cex="http://schemas.microsoft.com/office/word/2018/wordml/cex" xmlns:w16cid="http://schemas.microsoft.com/office/word/2016/wordml/cid" xmlns:w16="http://schemas.microsoft.com/office/word/2018/wordml" xmlns:w16du="http://schemas.microsoft.com/office/word/2023/wordml/word16du" xmlns:w16sdtdh="http://schemas.microsoft.com/office/word/2020/wordml/sdtdatahash" xmlns:w16sdtfl="http://schemas.microsoft.com/office/word/2024/wordml/sdtformatlock" xmlns:w16se="http://schemas.microsoft.com/office/word/2015/wordml/symex" xmlns:wpg="http://schemas.microsoft.com/office/word/2010/wordprocessingGroup" xmlns:wpi="http://schemas.microsoft.com/office/word/2010/wordprocessingInk" xmlns:wne="http://schemas.microsoft.com/office/word/2006/wordml" xmlns:wps="http://schemas.microsoft.com/office/word/2010/wordprocessingShape" mc:Ignorable="w14 w15 w16se w16cid w16 w16cex w16sdtdh w16sdtfl w16du wp14">
   <w:abstractNum w:abstractNumId="0" w15:restartNumberingAfterBreak="0">
+    <w:nsid w:val="0A2D1188"/>
+    <w:multiLevelType w:val="multilevel"/>
+    <w:tmpl w:val="9C304B28"/>
+    <w:lvl w:ilvl="0">
+      <w:start w:val="1"/>
+      <w:numFmt w:val="bullet"/>
+      <w:lvlText w:val=""/>
+      <w:lvlJc w:val="left"/>
+      <w:pPr>
+        <w:tabs>
+          <w:tab w:val="num" w:pos="720"/>
+        </w:tabs>
+        <w:ind w:left="720" w:hanging="360"/>
+      </w:pPr>
+      <w:rPr>
+        <w:rFonts w:ascii="Symbol" w:hAnsi="Symbol" w:hint="default"/>
+        <w:sz w:val="20"/>
+      </w:rPr>
+    </w:lvl>
+    <w:lvl w:ilvl="1" w:tentative="1">
+      <w:start w:val="1"/>
+      <w:numFmt w:val="bullet"/>
+      <w:lvlText w:val="o"/>
+      <w:lvlJc w:val="left"/>
+      <w:pPr>
+        <w:tabs>
+          <w:tab w:val="num" w:pos="1440"/>
+        </w:tabs>
+        <w:ind w:left="1440" w:hanging="360"/>
+      </w:pPr>
+      <w:rPr>
+        <w:rFonts w:ascii="Courier New" w:hAnsi="Courier New" w:hint="default"/>
+        <w:sz w:val="20"/>
+      </w:rPr>
+    </w:lvl>
+    <w:lvl w:ilvl="2" w:tentative="1">
+      <w:start w:val="1"/>
+      <w:numFmt w:val="bullet"/>
+      <w:lvlText w:val=""/>
+      <w:lvlJc w:val="left"/>
+      <w:pPr>
+        <w:tabs>
+          <w:tab w:val="num" w:pos="2160"/>
+        </w:tabs>
+        <w:ind w:left="2160" w:hanging="360"/>
+      </w:pPr>
+      <w:rPr>
+        <w:rFonts w:ascii="Wingdings" w:hAnsi="Wingdings" w:hint="default"/>
+        <w:sz w:val="20"/>
+      </w:rPr>
+    </w:lvl>
+    <w:lvl w:ilvl="3" w:tentative="1">
+      <w:start w:val="1"/>
+      <w:numFmt w:val="bullet"/>
+      <w:lvlText w:val=""/>
+      <w:lvlJc w:val="left"/>
+      <w:pPr>
+        <w:tabs>
+          <w:tab w:val="num" w:pos="2880"/>
+        </w:tabs>
+        <w:ind w:left="2880" w:hanging="360"/>
+      </w:pPr>
+      <w:rPr>
+        <w:rFonts w:ascii="Wingdings" w:hAnsi="Wingdings" w:hint="default"/>
+        <w:sz w:val="20"/>
+      </w:rPr>
+    </w:lvl>
+    <w:lvl w:ilvl="4" w:tentative="1">
+      <w:start w:val="1"/>
+      <w:numFmt w:val="bullet"/>
+      <w:lvlText w:val=""/>
+      <w:lvlJc w:val="left"/>
+      <w:pPr>
+        <w:tabs>
+          <w:tab w:val="num" w:pos="3600"/>
+        </w:tabs>
+        <w:ind w:left="3600" w:hanging="360"/>
+      </w:pPr>
+      <w:rPr>
+        <w:rFonts w:ascii="Wingdings" w:hAnsi="Wingdings" w:hint="default"/>
+        <w:sz w:val="20"/>
+      </w:rPr>
+    </w:lvl>
+    <w:lvl w:ilvl="5" w:tentative="1">
+      <w:start w:val="1"/>
+      <w:numFmt w:val="bullet"/>
+      <w:lvlText w:val=""/>
+      <w:lvlJc w:val="left"/>
+      <w:pPr>
+        <w:tabs>
+          <w:tab w:val="num" w:pos="4320"/>
+        </w:tabs>
+        <w:ind w:left="4320" w:hanging="360"/>
+      </w:pPr>
+      <w:rPr>
+        <w:rFonts w:ascii="Wingdings" w:hAnsi="Wingdings" w:hint="default"/>
+        <w:sz w:val="20"/>
+      </w:rPr>
+    </w:lvl>
+    <w:lvl w:ilvl="6" w:tentative="1">
+      <w:start w:val="1"/>
+      <w:numFmt w:val="bullet"/>
+      <w:lvlText w:val=""/>
+      <w:lvlJc w:val="left"/>
+      <w:pPr>
+        <w:tabs>
+          <w:tab w:val="num" w:pos="5040"/>
+        </w:tabs>
+        <w:ind w:left="5040" w:hanging="360"/>
+      </w:pPr>
+      <w:rPr>
+        <w:rFonts w:ascii="Wingdings" w:hAnsi="Wingdings" w:hint="default"/>
+        <w:sz w:val="20"/>
+      </w:rPr>
+    </w:lvl>
+    <w:lvl w:ilvl="7" w:tentative="1">
+      <w:start w:val="1"/>
+      <w:numFmt w:val="bullet"/>
+      <w:lvlText w:val=""/>
+      <w:lvlJc w:val="left"/>
+      <w:pPr>
+        <w:tabs>
+          <w:tab w:val="num" w:pos="5760"/>
+        </w:tabs>
+        <w:ind w:left="5760" w:hanging="360"/>
+      </w:pPr>
+      <w:rPr>
+        <w:rFonts w:ascii="Wingdings" w:hAnsi="Wingdings" w:hint="default"/>
+        <w:sz w:val="20"/>
+      </w:rPr>
+    </w:lvl>
+    <w:lvl w:ilvl="8" w:tentative="1">
+      <w:start w:val="1"/>
+      <w:numFmt w:val="bullet"/>
+      <w:lvlText w:val=""/>
+      <w:lvlJc w:val="left"/>
+      <w:pPr>
+        <w:tabs>
+          <w:tab w:val="num" w:pos="6480"/>
+        </w:tabs>
+        <w:ind w:left="6480" w:hanging="360"/>
+      </w:pPr>
+      <w:rPr>
+        <w:rFonts w:ascii="Wingdings" w:hAnsi="Wingdings" w:hint="default"/>
+        <w:sz w:val="20"/>
+      </w:rPr>
+    </w:lvl>
+  </w:abstractNum>
+  <w:abstractNum w:abstractNumId="1" w15:restartNumberingAfterBreak="0">
+    <w:nsid w:val="0A354F7B"/>
+    <w:multiLevelType w:val="multilevel"/>
+    <w:tmpl w:val="B8A089C8"/>
+    <w:lvl w:ilvl="0">
+      <w:start w:val="1"/>
+      <w:numFmt w:val="bullet"/>
+      <w:lvlText w:val=""/>
+      <w:lvlJc w:val="left"/>
+      <w:pPr>
+        <w:tabs>
+          <w:tab w:val="num" w:pos="720"/>
+        </w:tabs>
+        <w:ind w:left="720" w:hanging="360"/>
+      </w:pPr>
+      <w:rPr>
+        <w:rFonts w:ascii="Symbol" w:hAnsi="Symbol" w:hint="default"/>
+        <w:sz w:val="20"/>
+      </w:rPr>
+    </w:lvl>
+    <w:lvl w:ilvl="1" w:tentative="1">
+      <w:start w:val="1"/>
+      <w:numFmt w:val="bullet"/>
+      <w:lvlText w:val="o"/>
+      <w:lvlJc w:val="left"/>
+      <w:pPr>
+        <w:tabs>
+          <w:tab w:val="num" w:pos="1440"/>
+        </w:tabs>
+        <w:ind w:left="1440" w:hanging="360"/>
+      </w:pPr>
+      <w:rPr>
+        <w:rFonts w:ascii="Courier New" w:hAnsi="Courier New" w:hint="default"/>
+        <w:sz w:val="20"/>
+      </w:rPr>
+    </w:lvl>
+    <w:lvl w:ilvl="2" w:tentative="1">
+      <w:start w:val="1"/>
+      <w:numFmt w:val="bullet"/>
+      <w:lvlText w:val=""/>
+      <w:lvlJc w:val="left"/>
+      <w:pPr>
+        <w:tabs>
+          <w:tab w:val="num" w:pos="2160"/>
+        </w:tabs>
+        <w:ind w:left="2160" w:hanging="360"/>
+      </w:pPr>
+      <w:rPr>
+        <w:rFonts w:ascii="Wingdings" w:hAnsi="Wingdings" w:hint="default"/>
+        <w:sz w:val="20"/>
+      </w:rPr>
+    </w:lvl>
+    <w:lvl w:ilvl="3" w:tentative="1">
+      <w:start w:val="1"/>
+      <w:numFmt w:val="bullet"/>
+      <w:lvlText w:val=""/>
+      <w:lvlJc w:val="left"/>
+      <w:pPr>
+        <w:tabs>
+          <w:tab w:val="num" w:pos="2880"/>
+        </w:tabs>
+        <w:ind w:left="2880" w:hanging="360"/>
+      </w:pPr>
+      <w:rPr>
+        <w:rFonts w:ascii="Wingdings" w:hAnsi="Wingdings" w:hint="default"/>
+        <w:sz w:val="20"/>
+      </w:rPr>
+    </w:lvl>
+    <w:lvl w:ilvl="4" w:tentative="1">
+      <w:start w:val="1"/>
+      <w:numFmt w:val="bullet"/>
+      <w:lvlText w:val=""/>
+      <w:lvlJc w:val="left"/>
+      <w:pPr>
+        <w:tabs>
+          <w:tab w:val="num" w:pos="3600"/>
+        </w:tabs>
+        <w:ind w:left="3600" w:hanging="360"/>
+      </w:pPr>
+      <w:rPr>
+        <w:rFonts w:ascii="Wingdings" w:hAnsi="Wingdings" w:hint="default"/>
+        <w:sz w:val="20"/>
+      </w:rPr>
+    </w:lvl>
+    <w:lvl w:ilvl="5" w:tentative="1">
+      <w:start w:val="1"/>
+      <w:numFmt w:val="bullet"/>
+      <w:lvlText w:val=""/>
+      <w:lvlJc w:val="left"/>
+      <w:pPr>
+        <w:tabs>
+          <w:tab w:val="num" w:pos="4320"/>
+        </w:tabs>
+        <w:ind w:left="4320" w:hanging="360"/>
+      </w:pPr>
+      <w:rPr>
+        <w:rFonts w:ascii="Wingdings" w:hAnsi="Wingdings" w:hint="default"/>
+        <w:sz w:val="20"/>
+      </w:rPr>
+    </w:lvl>
+    <w:lvl w:ilvl="6" w:tentative="1">
+      <w:start w:val="1"/>
+      <w:numFmt w:val="bullet"/>
+      <w:lvlText w:val=""/>
+      <w:lvlJc w:val="left"/>
+      <w:pPr>
+        <w:tabs>
+          <w:tab w:val="num" w:pos="5040"/>
+        </w:tabs>
+        <w:ind w:left="5040" w:hanging="360"/>
+      </w:pPr>
+      <w:rPr>
+        <w:rFonts w:ascii="Wingdings" w:hAnsi="Wingdings" w:hint="default"/>
+        <w:sz w:val="20"/>
+      </w:rPr>
+    </w:lvl>
+    <w:lvl w:ilvl="7" w:tentative="1">
+      <w:start w:val="1"/>
+      <w:numFmt w:val="bullet"/>
+      <w:lvlText w:val=""/>
+      <w:lvlJc w:val="left"/>
+      <w:pPr>
+        <w:tabs>
+          <w:tab w:val="num" w:pos="5760"/>
+        </w:tabs>
+        <w:ind w:left="5760" w:hanging="360"/>
+      </w:pPr>
+      <w:rPr>
+        <w:rFonts w:ascii="Wingdings" w:hAnsi="Wingdings" w:hint="default"/>
+        <w:sz w:val="20"/>
+      </w:rPr>
+    </w:lvl>
+    <w:lvl w:ilvl="8" w:tentative="1">
+      <w:start w:val="1"/>
+      <w:numFmt w:val="bullet"/>
+      <w:lvlText w:val=""/>
+      <w:lvlJc w:val="left"/>
+      <w:pPr>
+        <w:tabs>
+          <w:tab w:val="num" w:pos="6480"/>
+        </w:tabs>
+        <w:ind w:left="6480" w:hanging="360"/>
+      </w:pPr>
+      <w:rPr>
+        <w:rFonts w:ascii="Wingdings" w:hAnsi="Wingdings" w:hint="default"/>
+        <w:sz w:val="20"/>
+      </w:rPr>
+    </w:lvl>
+  </w:abstractNum>
+  <w:abstractNum w:abstractNumId="2" w15:restartNumberingAfterBreak="0">
     <w:nsid w:val="12C42D87"/>
     <w:multiLevelType w:val="hybridMultilevel"/>
     <w:tmpl w:val="593A709A"/>
@@ -2698,7 +5454,7 @@
       </w:pPr>
     </w:lvl>
   </w:abstractNum>
-  <w:abstractNum w:abstractNumId="1" w15:restartNumberingAfterBreak="0">
+  <w:abstractNum w:abstractNumId="3" w15:restartNumberingAfterBreak="0">
     <w:nsid w:val="180948A8"/>
     <w:multiLevelType w:val="multilevel"/>
     <w:tmpl w:val="573E507C"/>
@@ -2847,7 +5603,156 @@
       </w:rPr>
     </w:lvl>
   </w:abstractNum>
-  <w:abstractNum w:abstractNumId="2" w15:restartNumberingAfterBreak="0">
+  <w:abstractNum w:abstractNumId="4" w15:restartNumberingAfterBreak="0">
+    <w:nsid w:val="1B72217B"/>
+    <w:multiLevelType w:val="multilevel"/>
+    <w:tmpl w:val="22987792"/>
+    <w:lvl w:ilvl="0">
+      <w:start w:val="1"/>
+      <w:numFmt w:val="bullet"/>
+      <w:lvlText w:val=""/>
+      <w:lvlJc w:val="left"/>
+      <w:pPr>
+        <w:tabs>
+          <w:tab w:val="num" w:pos="720"/>
+        </w:tabs>
+        <w:ind w:left="720" w:hanging="360"/>
+      </w:pPr>
+      <w:rPr>
+        <w:rFonts w:ascii="Symbol" w:hAnsi="Symbol" w:hint="default"/>
+        <w:sz w:val="20"/>
+      </w:rPr>
+    </w:lvl>
+    <w:lvl w:ilvl="1">
+      <w:start w:val="1"/>
+      <w:numFmt w:val="bullet"/>
+      <w:lvlText w:val="o"/>
+      <w:lvlJc w:val="left"/>
+      <w:pPr>
+        <w:tabs>
+          <w:tab w:val="num" w:pos="1440"/>
+        </w:tabs>
+        <w:ind w:left="1440" w:hanging="360"/>
+      </w:pPr>
+      <w:rPr>
+        <w:rFonts w:ascii="Courier New" w:hAnsi="Courier New" w:hint="default"/>
+        <w:sz w:val="20"/>
+      </w:rPr>
+    </w:lvl>
+    <w:lvl w:ilvl="2" w:tentative="1">
+      <w:start w:val="1"/>
+      <w:numFmt w:val="bullet"/>
+      <w:lvlText w:val=""/>
+      <w:lvlJc w:val="left"/>
+      <w:pPr>
+        <w:tabs>
+          <w:tab w:val="num" w:pos="2160"/>
+        </w:tabs>
+        <w:ind w:left="2160" w:hanging="360"/>
+      </w:pPr>
+      <w:rPr>
+        <w:rFonts w:ascii="Wingdings" w:hAnsi="Wingdings" w:hint="default"/>
+        <w:sz w:val="20"/>
+      </w:rPr>
+    </w:lvl>
+    <w:lvl w:ilvl="3" w:tentative="1">
+      <w:start w:val="1"/>
+      <w:numFmt w:val="bullet"/>
+      <w:lvlText w:val=""/>
+      <w:lvlJc w:val="left"/>
+      <w:pPr>
+        <w:tabs>
+          <w:tab w:val="num" w:pos="2880"/>
+        </w:tabs>
+        <w:ind w:left="2880" w:hanging="360"/>
+      </w:pPr>
+      <w:rPr>
+        <w:rFonts w:ascii="Wingdings" w:hAnsi="Wingdings" w:hint="default"/>
+        <w:sz w:val="20"/>
+      </w:rPr>
+    </w:lvl>
+    <w:lvl w:ilvl="4" w:tentative="1">
+      <w:start w:val="1"/>
+      <w:numFmt w:val="bullet"/>
+      <w:lvlText w:val=""/>
+      <w:lvlJc w:val="left"/>
+      <w:pPr>
+        <w:tabs>
+          <w:tab w:val="num" w:pos="3600"/>
+        </w:tabs>
+        <w:ind w:left="3600" w:hanging="360"/>
+      </w:pPr>
+      <w:rPr>
+        <w:rFonts w:ascii="Wingdings" w:hAnsi="Wingdings" w:hint="default"/>
+        <w:sz w:val="20"/>
+      </w:rPr>
+    </w:lvl>
+    <w:lvl w:ilvl="5" w:tentative="1">
+      <w:start w:val="1"/>
+      <w:numFmt w:val="bullet"/>
+      <w:lvlText w:val=""/>
+      <w:lvlJc w:val="left"/>
+      <w:pPr>
+        <w:tabs>
+          <w:tab w:val="num" w:pos="4320"/>
+        </w:tabs>
+        <w:ind w:left="4320" w:hanging="360"/>
+      </w:pPr>
+      <w:rPr>
+        <w:rFonts w:ascii="Wingdings" w:hAnsi="Wingdings" w:hint="default"/>
+        <w:sz w:val="20"/>
+      </w:rPr>
+    </w:lvl>
+    <w:lvl w:ilvl="6" w:tentative="1">
+      <w:start w:val="1"/>
+      <w:numFmt w:val="bullet"/>
+      <w:lvlText w:val=""/>
+      <w:lvlJc w:val="left"/>
+      <w:pPr>
+        <w:tabs>
+          <w:tab w:val="num" w:pos="5040"/>
+        </w:tabs>
+        <w:ind w:left="5040" w:hanging="360"/>
+      </w:pPr>
+      <w:rPr>
+        <w:rFonts w:ascii="Wingdings" w:hAnsi="Wingdings" w:hint="default"/>
+        <w:sz w:val="20"/>
+      </w:rPr>
+    </w:lvl>
+    <w:lvl w:ilvl="7" w:tentative="1">
+      <w:start w:val="1"/>
+      <w:numFmt w:val="bullet"/>
+      <w:lvlText w:val=""/>
+      <w:lvlJc w:val="left"/>
+      <w:pPr>
+        <w:tabs>
+          <w:tab w:val="num" w:pos="5760"/>
+        </w:tabs>
+        <w:ind w:left="5760" w:hanging="360"/>
+      </w:pPr>
+      <w:rPr>
+        <w:rFonts w:ascii="Wingdings" w:hAnsi="Wingdings" w:hint="default"/>
+        <w:sz w:val="20"/>
+      </w:rPr>
+    </w:lvl>
+    <w:lvl w:ilvl="8" w:tentative="1">
+      <w:start w:val="1"/>
+      <w:numFmt w:val="bullet"/>
+      <w:lvlText w:val=""/>
+      <w:lvlJc w:val="left"/>
+      <w:pPr>
+        <w:tabs>
+          <w:tab w:val="num" w:pos="6480"/>
+        </w:tabs>
+        <w:ind w:left="6480" w:hanging="360"/>
+      </w:pPr>
+      <w:rPr>
+        <w:rFonts w:ascii="Wingdings" w:hAnsi="Wingdings" w:hint="default"/>
+        <w:sz w:val="20"/>
+      </w:rPr>
+    </w:lvl>
+  </w:abstractNum>
+  <w:abstractNum w:abstractNumId="5" w15:restartNumberingAfterBreak="0">
     <w:nsid w:val="257B29DF"/>
     <w:multiLevelType w:val="multilevel"/>
     <w:tmpl w:val="2F20336E"/>
@@ -2996,8 +5901,1498 @@
       </w:rPr>
     </w:lvl>
   </w:abstractNum>
+  <w:abstractNum w:abstractNumId="6" w15:restartNumberingAfterBreak="0">
+    <w:nsid w:val="267B08D8"/>
+    <w:multiLevelType w:val="multilevel"/>
+    <w:tmpl w:val="083AFCAE"/>
+    <w:lvl w:ilvl="0">
+      <w:start w:val="1"/>
+      <w:numFmt w:val="bullet"/>
+      <w:lvlText w:val=""/>
+      <w:lvlJc w:val="left"/>
+      <w:pPr>
+        <w:tabs>
+          <w:tab w:val="num" w:pos="720"/>
+        </w:tabs>
+        <w:ind w:left="720" w:hanging="360"/>
+      </w:pPr>
+      <w:rPr>
+        <w:rFonts w:ascii="Symbol" w:hAnsi="Symbol" w:hint="default"/>
+        <w:sz w:val="20"/>
+      </w:rPr>
+    </w:lvl>
+    <w:lvl w:ilvl="1" w:tentative="1">
+      <w:start w:val="1"/>
+      <w:numFmt w:val="bullet"/>
+      <w:lvlText w:val="o"/>
+      <w:lvlJc w:val="left"/>
+      <w:pPr>
+        <w:tabs>
+          <w:tab w:val="num" w:pos="1440"/>
+        </w:tabs>
+        <w:ind w:left="1440" w:hanging="360"/>
+      </w:pPr>
+      <w:rPr>
+        <w:rFonts w:ascii="Courier New" w:hAnsi="Courier New" w:hint="default"/>
+        <w:sz w:val="20"/>
+      </w:rPr>
+    </w:lvl>
+    <w:lvl w:ilvl="2" w:tentative="1">
+      <w:start w:val="1"/>
+      <w:numFmt w:val="bullet"/>
+      <w:lvlText w:val=""/>
+      <w:lvlJc w:val="left"/>
+      <w:pPr>
+        <w:tabs>
+          <w:tab w:val="num" w:pos="2160"/>
+        </w:tabs>
+        <w:ind w:left="2160" w:hanging="360"/>
+      </w:pPr>
+      <w:rPr>
+        <w:rFonts w:ascii="Wingdings" w:hAnsi="Wingdings" w:hint="default"/>
+        <w:sz w:val="20"/>
+      </w:rPr>
+    </w:lvl>
+    <w:lvl w:ilvl="3" w:tentative="1">
+      <w:start w:val="1"/>
+      <w:numFmt w:val="bullet"/>
+      <w:lvlText w:val=""/>
+      <w:lvlJc w:val="left"/>
+      <w:pPr>
+        <w:tabs>
+          <w:tab w:val="num" w:pos="2880"/>
+        </w:tabs>
+        <w:ind w:left="2880" w:hanging="360"/>
+      </w:pPr>
+      <w:rPr>
+        <w:rFonts w:ascii="Wingdings" w:hAnsi="Wingdings" w:hint="default"/>
+        <w:sz w:val="20"/>
+      </w:rPr>
+    </w:lvl>
+    <w:lvl w:ilvl="4" w:tentative="1">
+      <w:start w:val="1"/>
+      <w:numFmt w:val="bullet"/>
+      <w:lvlText w:val=""/>
+      <w:lvlJc w:val="left"/>
+      <w:pPr>
+        <w:tabs>
+          <w:tab w:val="num" w:pos="3600"/>
+        </w:tabs>
+        <w:ind w:left="3600" w:hanging="360"/>
+      </w:pPr>
+      <w:rPr>
+        <w:rFonts w:ascii="Wingdings" w:hAnsi="Wingdings" w:hint="default"/>
+        <w:sz w:val="20"/>
+      </w:rPr>
+    </w:lvl>
+    <w:lvl w:ilvl="5" w:tentative="1">
+      <w:start w:val="1"/>
+      <w:numFmt w:val="bullet"/>
+      <w:lvlText w:val=""/>
+      <w:lvlJc w:val="left"/>
+      <w:pPr>
+        <w:tabs>
+          <w:tab w:val="num" w:pos="4320"/>
+        </w:tabs>
+        <w:ind w:left="4320" w:hanging="360"/>
+      </w:pPr>
+      <w:rPr>
+        <w:rFonts w:ascii="Wingdings" w:hAnsi="Wingdings" w:hint="default"/>
+        <w:sz w:val="20"/>
+      </w:rPr>
+    </w:lvl>
+    <w:lvl w:ilvl="6" w:tentative="1">
+      <w:start w:val="1"/>
+      <w:numFmt w:val="bullet"/>
+      <w:lvlText w:val=""/>
+      <w:lvlJc w:val="left"/>
+      <w:pPr>
+        <w:tabs>
+          <w:tab w:val="num" w:pos="5040"/>
+        </w:tabs>
+        <w:ind w:left="5040" w:hanging="360"/>
+      </w:pPr>
+      <w:rPr>
+        <w:rFonts w:ascii="Wingdings" w:hAnsi="Wingdings" w:hint="default"/>
+        <w:sz w:val="20"/>
+      </w:rPr>
+    </w:lvl>
+    <w:lvl w:ilvl="7" w:tentative="1">
+      <w:start w:val="1"/>
+      <w:numFmt w:val="bullet"/>
+      <w:lvlText w:val=""/>
+      <w:lvlJc w:val="left"/>
+      <w:pPr>
+        <w:tabs>
+          <w:tab w:val="num" w:pos="5760"/>
+        </w:tabs>
+        <w:ind w:left="5760" w:hanging="360"/>
+      </w:pPr>
+      <w:rPr>
+        <w:rFonts w:ascii="Wingdings" w:hAnsi="Wingdings" w:hint="default"/>
+        <w:sz w:val="20"/>
+      </w:rPr>
+    </w:lvl>
+    <w:lvl w:ilvl="8" w:tentative="1">
+      <w:start w:val="1"/>
+      <w:numFmt w:val="bullet"/>
+      <w:lvlText w:val=""/>
+      <w:lvlJc w:val="left"/>
+      <w:pPr>
+        <w:tabs>
+          <w:tab w:val="num" w:pos="6480"/>
+        </w:tabs>
+        <w:ind w:left="6480" w:hanging="360"/>
+      </w:pPr>
+      <w:rPr>
+        <w:rFonts w:ascii="Wingdings" w:hAnsi="Wingdings" w:hint="default"/>
+        <w:sz w:val="20"/>
+      </w:rPr>
+    </w:lvl>
+  </w:abstractNum>
+  <w:abstractNum w:abstractNumId="7" w15:restartNumberingAfterBreak="0">
+    <w:nsid w:val="374B043A"/>
+    <w:multiLevelType w:val="multilevel"/>
+    <w:tmpl w:val="C3BC7E9C"/>
+    <w:lvl w:ilvl="0">
+      <w:start w:val="1"/>
+      <w:numFmt w:val="bullet"/>
+      <w:lvlText w:val=""/>
+      <w:lvlJc w:val="left"/>
+      <w:pPr>
+        <w:tabs>
+          <w:tab w:val="num" w:pos="720"/>
+        </w:tabs>
+        <w:ind w:left="720" w:hanging="360"/>
+      </w:pPr>
+      <w:rPr>
+        <w:rFonts w:ascii="Symbol" w:hAnsi="Symbol" w:hint="default"/>
+        <w:sz w:val="20"/>
+      </w:rPr>
+    </w:lvl>
+    <w:lvl w:ilvl="1" w:tentative="1">
+      <w:start w:val="1"/>
+      <w:numFmt w:val="bullet"/>
+      <w:lvlText w:val="o"/>
+      <w:lvlJc w:val="left"/>
+      <w:pPr>
+        <w:tabs>
+          <w:tab w:val="num" w:pos="1440"/>
+        </w:tabs>
+        <w:ind w:left="1440" w:hanging="360"/>
+      </w:pPr>
+      <w:rPr>
+        <w:rFonts w:ascii="Courier New" w:hAnsi="Courier New" w:hint="default"/>
+        <w:sz w:val="20"/>
+      </w:rPr>
+    </w:lvl>
+    <w:lvl w:ilvl="2" w:tentative="1">
+      <w:start w:val="1"/>
+      <w:numFmt w:val="bullet"/>
+      <w:lvlText w:val=""/>
+      <w:lvlJc w:val="left"/>
+      <w:pPr>
+        <w:tabs>
+          <w:tab w:val="num" w:pos="2160"/>
+        </w:tabs>
+        <w:ind w:left="2160" w:hanging="360"/>
+      </w:pPr>
+      <w:rPr>
+        <w:rFonts w:ascii="Wingdings" w:hAnsi="Wingdings" w:hint="default"/>
+        <w:sz w:val="20"/>
+      </w:rPr>
+    </w:lvl>
+    <w:lvl w:ilvl="3" w:tentative="1">
+      <w:start w:val="1"/>
+      <w:numFmt w:val="bullet"/>
+      <w:lvlText w:val=""/>
+      <w:lvlJc w:val="left"/>
+      <w:pPr>
+        <w:tabs>
+          <w:tab w:val="num" w:pos="2880"/>
+        </w:tabs>
+        <w:ind w:left="2880" w:hanging="360"/>
+      </w:pPr>
+      <w:rPr>
+        <w:rFonts w:ascii="Wingdings" w:hAnsi="Wingdings" w:hint="default"/>
+        <w:sz w:val="20"/>
+      </w:rPr>
+    </w:lvl>
+    <w:lvl w:ilvl="4" w:tentative="1">
+      <w:start w:val="1"/>
+      <w:numFmt w:val="bullet"/>
+      <w:lvlText w:val=""/>
+      <w:lvlJc w:val="left"/>
+      <w:pPr>
+        <w:tabs>
+          <w:tab w:val="num" w:pos="3600"/>
+        </w:tabs>
+        <w:ind w:left="3600" w:hanging="360"/>
+      </w:pPr>
+      <w:rPr>
+        <w:rFonts w:ascii="Wingdings" w:hAnsi="Wingdings" w:hint="default"/>
+        <w:sz w:val="20"/>
+      </w:rPr>
+    </w:lvl>
+    <w:lvl w:ilvl="5" w:tentative="1">
+      <w:start w:val="1"/>
+      <w:numFmt w:val="bullet"/>
+      <w:lvlText w:val=""/>
+      <w:lvlJc w:val="left"/>
+      <w:pPr>
+        <w:tabs>
+          <w:tab w:val="num" w:pos="4320"/>
+        </w:tabs>
+        <w:ind w:left="4320" w:hanging="360"/>
+      </w:pPr>
+      <w:rPr>
+        <w:rFonts w:ascii="Wingdings" w:hAnsi="Wingdings" w:hint="default"/>
+        <w:sz w:val="20"/>
+      </w:rPr>
+    </w:lvl>
+    <w:lvl w:ilvl="6" w:tentative="1">
+      <w:start w:val="1"/>
+      <w:numFmt w:val="bullet"/>
+      <w:lvlText w:val=""/>
+      <w:lvlJc w:val="left"/>
+      <w:pPr>
+        <w:tabs>
+          <w:tab w:val="num" w:pos="5040"/>
+        </w:tabs>
+        <w:ind w:left="5040" w:hanging="360"/>
+      </w:pPr>
+      <w:rPr>
+        <w:rFonts w:ascii="Wingdings" w:hAnsi="Wingdings" w:hint="default"/>
+        <w:sz w:val="20"/>
+      </w:rPr>
+    </w:lvl>
+    <w:lvl w:ilvl="7" w:tentative="1">
+      <w:start w:val="1"/>
+      <w:numFmt w:val="bullet"/>
+      <w:lvlText w:val=""/>
+      <w:lvlJc w:val="left"/>
+      <w:pPr>
+        <w:tabs>
+          <w:tab w:val="num" w:pos="5760"/>
+        </w:tabs>
+        <w:ind w:left="5760" w:hanging="360"/>
+      </w:pPr>
+      <w:rPr>
+        <w:rFonts w:ascii="Wingdings" w:hAnsi="Wingdings" w:hint="default"/>
+        <w:sz w:val="20"/>
+      </w:rPr>
+    </w:lvl>
+    <w:lvl w:ilvl="8" w:tentative="1">
+      <w:start w:val="1"/>
+      <w:numFmt w:val="bullet"/>
+      <w:lvlText w:val=""/>
+      <w:lvlJc w:val="left"/>
+      <w:pPr>
+        <w:tabs>
+          <w:tab w:val="num" w:pos="6480"/>
+        </w:tabs>
+        <w:ind w:left="6480" w:hanging="360"/>
+      </w:pPr>
+      <w:rPr>
+        <w:rFonts w:ascii="Wingdings" w:hAnsi="Wingdings" w:hint="default"/>
+        <w:sz w:val="20"/>
+      </w:rPr>
+    </w:lvl>
+  </w:abstractNum>
+  <w:abstractNum w:abstractNumId="8" w15:restartNumberingAfterBreak="0">
+    <w:nsid w:val="43641199"/>
+    <w:multiLevelType w:val="multilevel"/>
+    <w:tmpl w:val="9D9ABEF4"/>
+    <w:lvl w:ilvl="0">
+      <w:start w:val="1"/>
+      <w:numFmt w:val="bullet"/>
+      <w:lvlText w:val=""/>
+      <w:lvlJc w:val="left"/>
+      <w:pPr>
+        <w:tabs>
+          <w:tab w:val="num" w:pos="720"/>
+        </w:tabs>
+        <w:ind w:left="720" w:hanging="360"/>
+      </w:pPr>
+      <w:rPr>
+        <w:rFonts w:ascii="Symbol" w:hAnsi="Symbol" w:hint="default"/>
+        <w:sz w:val="20"/>
+      </w:rPr>
+    </w:lvl>
+    <w:lvl w:ilvl="1" w:tentative="1">
+      <w:start w:val="1"/>
+      <w:numFmt w:val="bullet"/>
+      <w:lvlText w:val="o"/>
+      <w:lvlJc w:val="left"/>
+      <w:pPr>
+        <w:tabs>
+          <w:tab w:val="num" w:pos="1440"/>
+        </w:tabs>
+        <w:ind w:left="1440" w:hanging="360"/>
+      </w:pPr>
+      <w:rPr>
+        <w:rFonts w:ascii="Courier New" w:hAnsi="Courier New" w:hint="default"/>
+        <w:sz w:val="20"/>
+      </w:rPr>
+    </w:lvl>
+    <w:lvl w:ilvl="2" w:tentative="1">
+      <w:start w:val="1"/>
+      <w:numFmt w:val="bullet"/>
+      <w:lvlText w:val=""/>
+      <w:lvlJc w:val="left"/>
+      <w:pPr>
+        <w:tabs>
+          <w:tab w:val="num" w:pos="2160"/>
+        </w:tabs>
+        <w:ind w:left="2160" w:hanging="360"/>
+      </w:pPr>
+      <w:rPr>
+        <w:rFonts w:ascii="Wingdings" w:hAnsi="Wingdings" w:hint="default"/>
+        <w:sz w:val="20"/>
+      </w:rPr>
+    </w:lvl>
+    <w:lvl w:ilvl="3" w:tentative="1">
+      <w:start w:val="1"/>
+      <w:numFmt w:val="bullet"/>
+      <w:lvlText w:val=""/>
+      <w:lvlJc w:val="left"/>
+      <w:pPr>
+        <w:tabs>
+          <w:tab w:val="num" w:pos="2880"/>
+        </w:tabs>
+        <w:ind w:left="2880" w:hanging="360"/>
+      </w:pPr>
+      <w:rPr>
+        <w:rFonts w:ascii="Wingdings" w:hAnsi="Wingdings" w:hint="default"/>
+        <w:sz w:val="20"/>
+      </w:rPr>
+    </w:lvl>
+    <w:lvl w:ilvl="4" w:tentative="1">
+      <w:start w:val="1"/>
+      <w:numFmt w:val="bullet"/>
+      <w:lvlText w:val=""/>
+      <w:lvlJc w:val="left"/>
+      <w:pPr>
+        <w:tabs>
+          <w:tab w:val="num" w:pos="3600"/>
+        </w:tabs>
+        <w:ind w:left="3600" w:hanging="360"/>
+      </w:pPr>
+      <w:rPr>
+        <w:rFonts w:ascii="Wingdings" w:hAnsi="Wingdings" w:hint="default"/>
+        <w:sz w:val="20"/>
+      </w:rPr>
+    </w:lvl>
+    <w:lvl w:ilvl="5" w:tentative="1">
+      <w:start w:val="1"/>
+      <w:numFmt w:val="bullet"/>
+      <w:lvlText w:val=""/>
+      <w:lvlJc w:val="left"/>
+      <w:pPr>
+        <w:tabs>
+          <w:tab w:val="num" w:pos="4320"/>
+        </w:tabs>
+        <w:ind w:left="4320" w:hanging="360"/>
+      </w:pPr>
+      <w:rPr>
+        <w:rFonts w:ascii="Wingdings" w:hAnsi="Wingdings" w:hint="default"/>
+        <w:sz w:val="20"/>
+      </w:rPr>
+    </w:lvl>
+    <w:lvl w:ilvl="6" w:tentative="1">
+      <w:start w:val="1"/>
+      <w:numFmt w:val="bullet"/>
+      <w:lvlText w:val=""/>
+      <w:lvlJc w:val="left"/>
+      <w:pPr>
+        <w:tabs>
+          <w:tab w:val="num" w:pos="5040"/>
+        </w:tabs>
+        <w:ind w:left="5040" w:hanging="360"/>
+      </w:pPr>
+      <w:rPr>
+        <w:rFonts w:ascii="Wingdings" w:hAnsi="Wingdings" w:hint="default"/>
+        <w:sz w:val="20"/>
+      </w:rPr>
+    </w:lvl>
+    <w:lvl w:ilvl="7" w:tentative="1">
+      <w:start w:val="1"/>
+      <w:numFmt w:val="bullet"/>
+      <w:lvlText w:val=""/>
+      <w:lvlJc w:val="left"/>
+      <w:pPr>
+        <w:tabs>
+          <w:tab w:val="num" w:pos="5760"/>
+        </w:tabs>
+        <w:ind w:left="5760" w:hanging="360"/>
+      </w:pPr>
+      <w:rPr>
+        <w:rFonts w:ascii="Wingdings" w:hAnsi="Wingdings" w:hint="default"/>
+        <w:sz w:val="20"/>
+      </w:rPr>
+    </w:lvl>
+    <w:lvl w:ilvl="8" w:tentative="1">
+      <w:start w:val="1"/>
+      <w:numFmt w:val="bullet"/>
+      <w:lvlText w:val=""/>
+      <w:lvlJc w:val="left"/>
+      <w:pPr>
+        <w:tabs>
+          <w:tab w:val="num" w:pos="6480"/>
+        </w:tabs>
+        <w:ind w:left="6480" w:hanging="360"/>
+      </w:pPr>
+      <w:rPr>
+        <w:rFonts w:ascii="Wingdings" w:hAnsi="Wingdings" w:hint="default"/>
+        <w:sz w:val="20"/>
+      </w:rPr>
+    </w:lvl>
+  </w:abstractNum>
+  <w:abstractNum w:abstractNumId="9" w15:restartNumberingAfterBreak="0">
+    <w:nsid w:val="54520829"/>
+    <w:multiLevelType w:val="multilevel"/>
+    <w:tmpl w:val="6E3A0F08"/>
+    <w:lvl w:ilvl="0">
+      <w:start w:val="1"/>
+      <w:numFmt w:val="bullet"/>
+      <w:lvlText w:val=""/>
+      <w:lvlJc w:val="left"/>
+      <w:pPr>
+        <w:tabs>
+          <w:tab w:val="num" w:pos="720"/>
+        </w:tabs>
+        <w:ind w:left="720" w:hanging="360"/>
+      </w:pPr>
+      <w:rPr>
+        <w:rFonts w:ascii="Symbol" w:hAnsi="Symbol" w:hint="default"/>
+        <w:sz w:val="20"/>
+      </w:rPr>
+    </w:lvl>
+    <w:lvl w:ilvl="1" w:tentative="1">
+      <w:start w:val="1"/>
+      <w:numFmt w:val="bullet"/>
+      <w:lvlText w:val="o"/>
+      <w:lvlJc w:val="left"/>
+      <w:pPr>
+        <w:tabs>
+          <w:tab w:val="num" w:pos="1440"/>
+        </w:tabs>
+        <w:ind w:left="1440" w:hanging="360"/>
+      </w:pPr>
+      <w:rPr>
+        <w:rFonts w:ascii="Courier New" w:hAnsi="Courier New" w:hint="default"/>
+        <w:sz w:val="20"/>
+      </w:rPr>
+    </w:lvl>
+    <w:lvl w:ilvl="2" w:tentative="1">
+      <w:start w:val="1"/>
+      <w:numFmt w:val="bullet"/>
+      <w:lvlText w:val=""/>
+      <w:lvlJc w:val="left"/>
+      <w:pPr>
+        <w:tabs>
+          <w:tab w:val="num" w:pos="2160"/>
+        </w:tabs>
+        <w:ind w:left="2160" w:hanging="360"/>
+      </w:pPr>
+      <w:rPr>
+        <w:rFonts w:ascii="Wingdings" w:hAnsi="Wingdings" w:hint="default"/>
+        <w:sz w:val="20"/>
+      </w:rPr>
+    </w:lvl>
+    <w:lvl w:ilvl="3" w:tentative="1">
+      <w:start w:val="1"/>
+      <w:numFmt w:val="bullet"/>
+      <w:lvlText w:val=""/>
+      <w:lvlJc w:val="left"/>
+      <w:pPr>
+        <w:tabs>
+          <w:tab w:val="num" w:pos="2880"/>
+        </w:tabs>
+        <w:ind w:left="2880" w:hanging="360"/>
+      </w:pPr>
+      <w:rPr>
+        <w:rFonts w:ascii="Wingdings" w:hAnsi="Wingdings" w:hint="default"/>
+        <w:sz w:val="20"/>
+      </w:rPr>
+    </w:lvl>
+    <w:lvl w:ilvl="4" w:tentative="1">
+      <w:start w:val="1"/>
+      <w:numFmt w:val="bullet"/>
+      <w:lvlText w:val=""/>
+      <w:lvlJc w:val="left"/>
+      <w:pPr>
+        <w:tabs>
+          <w:tab w:val="num" w:pos="3600"/>
+        </w:tabs>
+        <w:ind w:left="3600" w:hanging="360"/>
+      </w:pPr>
+      <w:rPr>
+        <w:rFonts w:ascii="Wingdings" w:hAnsi="Wingdings" w:hint="default"/>
+        <w:sz w:val="20"/>
+      </w:rPr>
+    </w:lvl>
+    <w:lvl w:ilvl="5" w:tentative="1">
+      <w:start w:val="1"/>
+      <w:numFmt w:val="bullet"/>
+      <w:lvlText w:val=""/>
+      <w:lvlJc w:val="left"/>
+      <w:pPr>
+        <w:tabs>
+          <w:tab w:val="num" w:pos="4320"/>
+        </w:tabs>
+        <w:ind w:left="4320" w:hanging="360"/>
+      </w:pPr>
+      <w:rPr>
+        <w:rFonts w:ascii="Wingdings" w:hAnsi="Wingdings" w:hint="default"/>
+        <w:sz w:val="20"/>
+      </w:rPr>
+    </w:lvl>
+    <w:lvl w:ilvl="6" w:tentative="1">
+      <w:start w:val="1"/>
+      <w:numFmt w:val="bullet"/>
+      <w:lvlText w:val=""/>
+      <w:lvlJc w:val="left"/>
+      <w:pPr>
+        <w:tabs>
+          <w:tab w:val="num" w:pos="5040"/>
+        </w:tabs>
+        <w:ind w:left="5040" w:hanging="360"/>
+      </w:pPr>
+      <w:rPr>
+        <w:rFonts w:ascii="Wingdings" w:hAnsi="Wingdings" w:hint="default"/>
+        <w:sz w:val="20"/>
+      </w:rPr>
+    </w:lvl>
+    <w:lvl w:ilvl="7" w:tentative="1">
+      <w:start w:val="1"/>
+      <w:numFmt w:val="bullet"/>
+      <w:lvlText w:val=""/>
+      <w:lvlJc w:val="left"/>
+      <w:pPr>
+        <w:tabs>
+          <w:tab w:val="num" w:pos="5760"/>
+        </w:tabs>
+        <w:ind w:left="5760" w:hanging="360"/>
+      </w:pPr>
+      <w:rPr>
+        <w:rFonts w:ascii="Wingdings" w:hAnsi="Wingdings" w:hint="default"/>
+        <w:sz w:val="20"/>
+      </w:rPr>
+    </w:lvl>
+    <w:lvl w:ilvl="8" w:tentative="1">
+      <w:start w:val="1"/>
+      <w:numFmt w:val="bullet"/>
+      <w:lvlText w:val=""/>
+      <w:lvlJc w:val="left"/>
+      <w:pPr>
+        <w:tabs>
+          <w:tab w:val="num" w:pos="6480"/>
+        </w:tabs>
+        <w:ind w:left="6480" w:hanging="360"/>
+      </w:pPr>
+      <w:rPr>
+        <w:rFonts w:ascii="Wingdings" w:hAnsi="Wingdings" w:hint="default"/>
+        <w:sz w:val="20"/>
+      </w:rPr>
+    </w:lvl>
+  </w:abstractNum>
+  <w:abstractNum w:abstractNumId="10" w15:restartNumberingAfterBreak="0">
+    <w:nsid w:val="57971638"/>
+    <w:multiLevelType w:val="multilevel"/>
+    <w:tmpl w:val="1310D05E"/>
+    <w:lvl w:ilvl="0">
+      <w:start w:val="1"/>
+      <w:numFmt w:val="bullet"/>
+      <w:lvlText w:val=""/>
+      <w:lvlJc w:val="left"/>
+      <w:pPr>
+        <w:tabs>
+          <w:tab w:val="num" w:pos="720"/>
+        </w:tabs>
+        <w:ind w:left="720" w:hanging="360"/>
+      </w:pPr>
+      <w:rPr>
+        <w:rFonts w:ascii="Symbol" w:hAnsi="Symbol" w:hint="default"/>
+        <w:sz w:val="20"/>
+      </w:rPr>
+    </w:lvl>
+    <w:lvl w:ilvl="1" w:tentative="1">
+      <w:start w:val="1"/>
+      <w:numFmt w:val="bullet"/>
+      <w:lvlText w:val="o"/>
+      <w:lvlJc w:val="left"/>
+      <w:pPr>
+        <w:tabs>
+          <w:tab w:val="num" w:pos="1440"/>
+        </w:tabs>
+        <w:ind w:left="1440" w:hanging="360"/>
+      </w:pPr>
+      <w:rPr>
+        <w:rFonts w:ascii="Courier New" w:hAnsi="Courier New" w:hint="default"/>
+        <w:sz w:val="20"/>
+      </w:rPr>
+    </w:lvl>
+    <w:lvl w:ilvl="2" w:tentative="1">
+      <w:start w:val="1"/>
+      <w:numFmt w:val="bullet"/>
+      <w:lvlText w:val=""/>
+      <w:lvlJc w:val="left"/>
+      <w:pPr>
+        <w:tabs>
+          <w:tab w:val="num" w:pos="2160"/>
+        </w:tabs>
+        <w:ind w:left="2160" w:hanging="360"/>
+      </w:pPr>
+      <w:rPr>
+        <w:rFonts w:ascii="Wingdings" w:hAnsi="Wingdings" w:hint="default"/>
+        <w:sz w:val="20"/>
+      </w:rPr>
+    </w:lvl>
+    <w:lvl w:ilvl="3" w:tentative="1">
+      <w:start w:val="1"/>
+      <w:numFmt w:val="bullet"/>
+      <w:lvlText w:val=""/>
+      <w:lvlJc w:val="left"/>
+      <w:pPr>
+        <w:tabs>
+          <w:tab w:val="num" w:pos="2880"/>
+        </w:tabs>
+        <w:ind w:left="2880" w:hanging="360"/>
+      </w:pPr>
+      <w:rPr>
+        <w:rFonts w:ascii="Wingdings" w:hAnsi="Wingdings" w:hint="default"/>
+        <w:sz w:val="20"/>
+      </w:rPr>
+    </w:lvl>
+    <w:lvl w:ilvl="4" w:tentative="1">
+      <w:start w:val="1"/>
+      <w:numFmt w:val="bullet"/>
+      <w:lvlText w:val=""/>
+      <w:lvlJc w:val="left"/>
+      <w:pPr>
+        <w:tabs>
+          <w:tab w:val="num" w:pos="3600"/>
+        </w:tabs>
+        <w:ind w:left="3600" w:hanging="360"/>
+      </w:pPr>
+      <w:rPr>
+        <w:rFonts w:ascii="Wingdings" w:hAnsi="Wingdings" w:hint="default"/>
+        <w:sz w:val="20"/>
+      </w:rPr>
+    </w:lvl>
+    <w:lvl w:ilvl="5" w:tentative="1">
+      <w:start w:val="1"/>
+      <w:numFmt w:val="bullet"/>
+      <w:lvlText w:val=""/>
+      <w:lvlJc w:val="left"/>
+      <w:pPr>
+        <w:tabs>
+          <w:tab w:val="num" w:pos="4320"/>
+        </w:tabs>
+        <w:ind w:left="4320" w:hanging="360"/>
+      </w:pPr>
+      <w:rPr>
+        <w:rFonts w:ascii="Wingdings" w:hAnsi="Wingdings" w:hint="default"/>
+        <w:sz w:val="20"/>
+      </w:rPr>
+    </w:lvl>
+    <w:lvl w:ilvl="6" w:tentative="1">
+      <w:start w:val="1"/>
+      <w:numFmt w:val="bullet"/>
+      <w:lvlText w:val=""/>
+      <w:lvlJc w:val="left"/>
+      <w:pPr>
+        <w:tabs>
+          <w:tab w:val="num" w:pos="5040"/>
+        </w:tabs>
+        <w:ind w:left="5040" w:hanging="360"/>
+      </w:pPr>
+      <w:rPr>
+        <w:rFonts w:ascii="Wingdings" w:hAnsi="Wingdings" w:hint="default"/>
+        <w:sz w:val="20"/>
+      </w:rPr>
+    </w:lvl>
+    <w:lvl w:ilvl="7" w:tentative="1">
+      <w:start w:val="1"/>
+      <w:numFmt w:val="bullet"/>
+      <w:lvlText w:val=""/>
+      <w:lvlJc w:val="left"/>
+      <w:pPr>
+        <w:tabs>
+          <w:tab w:val="num" w:pos="5760"/>
+        </w:tabs>
+        <w:ind w:left="5760" w:hanging="360"/>
+      </w:pPr>
+      <w:rPr>
+        <w:rFonts w:ascii="Wingdings" w:hAnsi="Wingdings" w:hint="default"/>
+        <w:sz w:val="20"/>
+      </w:rPr>
+    </w:lvl>
+    <w:lvl w:ilvl="8" w:tentative="1">
+      <w:start w:val="1"/>
+      <w:numFmt w:val="bullet"/>
+      <w:lvlText w:val=""/>
+      <w:lvlJc w:val="left"/>
+      <w:pPr>
+        <w:tabs>
+          <w:tab w:val="num" w:pos="6480"/>
+        </w:tabs>
+        <w:ind w:left="6480" w:hanging="360"/>
+      </w:pPr>
+      <w:rPr>
+        <w:rFonts w:ascii="Wingdings" w:hAnsi="Wingdings" w:hint="default"/>
+        <w:sz w:val="20"/>
+      </w:rPr>
+    </w:lvl>
+  </w:abstractNum>
+  <w:abstractNum w:abstractNumId="11" w15:restartNumberingAfterBreak="0">
+    <w:nsid w:val="5FE52A3A"/>
+    <w:multiLevelType w:val="multilevel"/>
+    <w:tmpl w:val="366E92C2"/>
+    <w:lvl w:ilvl="0">
+      <w:start w:val="1"/>
+      <w:numFmt w:val="bullet"/>
+      <w:lvlText w:val=""/>
+      <w:lvlJc w:val="left"/>
+      <w:pPr>
+        <w:tabs>
+          <w:tab w:val="num" w:pos="720"/>
+        </w:tabs>
+        <w:ind w:left="720" w:hanging="360"/>
+      </w:pPr>
+      <w:rPr>
+        <w:rFonts w:ascii="Symbol" w:hAnsi="Symbol" w:hint="default"/>
+        <w:sz w:val="20"/>
+      </w:rPr>
+    </w:lvl>
+    <w:lvl w:ilvl="1" w:tentative="1">
+      <w:start w:val="1"/>
+      <w:numFmt w:val="bullet"/>
+      <w:lvlText w:val="o"/>
+      <w:lvlJc w:val="left"/>
+      <w:pPr>
+        <w:tabs>
+          <w:tab w:val="num" w:pos="1440"/>
+        </w:tabs>
+        <w:ind w:left="1440" w:hanging="360"/>
+      </w:pPr>
+      <w:rPr>
+        <w:rFonts w:ascii="Courier New" w:hAnsi="Courier New" w:hint="default"/>
+        <w:sz w:val="20"/>
+      </w:rPr>
+    </w:lvl>
+    <w:lvl w:ilvl="2" w:tentative="1">
+      <w:start w:val="1"/>
+      <w:numFmt w:val="bullet"/>
+      <w:lvlText w:val=""/>
+      <w:lvlJc w:val="left"/>
+      <w:pPr>
+        <w:tabs>
+          <w:tab w:val="num" w:pos="2160"/>
+        </w:tabs>
+        <w:ind w:left="2160" w:hanging="360"/>
+      </w:pPr>
+      <w:rPr>
+        <w:rFonts w:ascii="Wingdings" w:hAnsi="Wingdings" w:hint="default"/>
+        <w:sz w:val="20"/>
+      </w:rPr>
+    </w:lvl>
+    <w:lvl w:ilvl="3" w:tentative="1">
+      <w:start w:val="1"/>
+      <w:numFmt w:val="bullet"/>
+      <w:lvlText w:val=""/>
+      <w:lvlJc w:val="left"/>
+      <w:pPr>
+        <w:tabs>
+          <w:tab w:val="num" w:pos="2880"/>
+        </w:tabs>
+        <w:ind w:left="2880" w:hanging="360"/>
+      </w:pPr>
+      <w:rPr>
+        <w:rFonts w:ascii="Wingdings" w:hAnsi="Wingdings" w:hint="default"/>
+        <w:sz w:val="20"/>
+      </w:rPr>
+    </w:lvl>
+    <w:lvl w:ilvl="4" w:tentative="1">
+      <w:start w:val="1"/>
+      <w:numFmt w:val="bullet"/>
+      <w:lvlText w:val=""/>
+      <w:lvlJc w:val="left"/>
+      <w:pPr>
+        <w:tabs>
+          <w:tab w:val="num" w:pos="3600"/>
+        </w:tabs>
+        <w:ind w:left="3600" w:hanging="360"/>
+      </w:pPr>
+      <w:rPr>
+        <w:rFonts w:ascii="Wingdings" w:hAnsi="Wingdings" w:hint="default"/>
+        <w:sz w:val="20"/>
+      </w:rPr>
+    </w:lvl>
+    <w:lvl w:ilvl="5" w:tentative="1">
+      <w:start w:val="1"/>
+      <w:numFmt w:val="bullet"/>
+      <w:lvlText w:val=""/>
+      <w:lvlJc w:val="left"/>
+      <w:pPr>
+        <w:tabs>
+          <w:tab w:val="num" w:pos="4320"/>
+        </w:tabs>
+        <w:ind w:left="4320" w:hanging="360"/>
+      </w:pPr>
+      <w:rPr>
+        <w:rFonts w:ascii="Wingdings" w:hAnsi="Wingdings" w:hint="default"/>
+        <w:sz w:val="20"/>
+      </w:rPr>
+    </w:lvl>
+    <w:lvl w:ilvl="6" w:tentative="1">
+      <w:start w:val="1"/>
+      <w:numFmt w:val="bullet"/>
+      <w:lvlText w:val=""/>
+      <w:lvlJc w:val="left"/>
+      <w:pPr>
+        <w:tabs>
+          <w:tab w:val="num" w:pos="5040"/>
+        </w:tabs>
+        <w:ind w:left="5040" w:hanging="360"/>
+      </w:pPr>
+      <w:rPr>
+        <w:rFonts w:ascii="Wingdings" w:hAnsi="Wingdings" w:hint="default"/>
+        <w:sz w:val="20"/>
+      </w:rPr>
+    </w:lvl>
+    <w:lvl w:ilvl="7" w:tentative="1">
+      <w:start w:val="1"/>
+      <w:numFmt w:val="bullet"/>
+      <w:lvlText w:val=""/>
+      <w:lvlJc w:val="left"/>
+      <w:pPr>
+        <w:tabs>
+          <w:tab w:val="num" w:pos="5760"/>
+        </w:tabs>
+        <w:ind w:left="5760" w:hanging="360"/>
+      </w:pPr>
+      <w:rPr>
+        <w:rFonts w:ascii="Wingdings" w:hAnsi="Wingdings" w:hint="default"/>
+        <w:sz w:val="20"/>
+      </w:rPr>
+    </w:lvl>
+    <w:lvl w:ilvl="8" w:tentative="1">
+      <w:start w:val="1"/>
+      <w:numFmt w:val="bullet"/>
+      <w:lvlText w:val=""/>
+      <w:lvlJc w:val="left"/>
+      <w:pPr>
+        <w:tabs>
+          <w:tab w:val="num" w:pos="6480"/>
+        </w:tabs>
+        <w:ind w:left="6480" w:hanging="360"/>
+      </w:pPr>
+      <w:rPr>
+        <w:rFonts w:ascii="Wingdings" w:hAnsi="Wingdings" w:hint="default"/>
+        <w:sz w:val="20"/>
+      </w:rPr>
+    </w:lvl>
+  </w:abstractNum>
+  <w:abstractNum w:abstractNumId="12" w15:restartNumberingAfterBreak="0">
+    <w:nsid w:val="64112E2D"/>
+    <w:multiLevelType w:val="multilevel"/>
+    <w:tmpl w:val="69E4E718"/>
+    <w:lvl w:ilvl="0">
+      <w:start w:val="1"/>
+      <w:numFmt w:val="bullet"/>
+      <w:lvlText w:val=""/>
+      <w:lvlJc w:val="left"/>
+      <w:pPr>
+        <w:tabs>
+          <w:tab w:val="num" w:pos="720"/>
+        </w:tabs>
+        <w:ind w:left="720" w:hanging="360"/>
+      </w:pPr>
+      <w:rPr>
+        <w:rFonts w:ascii="Symbol" w:hAnsi="Symbol" w:hint="default"/>
+        <w:sz w:val="20"/>
+      </w:rPr>
+    </w:lvl>
+    <w:lvl w:ilvl="1" w:tentative="1">
+      <w:start w:val="1"/>
+      <w:numFmt w:val="bullet"/>
+      <w:lvlText w:val="o"/>
+      <w:lvlJc w:val="left"/>
+      <w:pPr>
+        <w:tabs>
+          <w:tab w:val="num" w:pos="1440"/>
+        </w:tabs>
+        <w:ind w:left="1440" w:hanging="360"/>
+      </w:pPr>
+      <w:rPr>
+        <w:rFonts w:ascii="Courier New" w:hAnsi="Courier New" w:hint="default"/>
+        <w:sz w:val="20"/>
+      </w:rPr>
+    </w:lvl>
+    <w:lvl w:ilvl="2" w:tentative="1">
+      <w:start w:val="1"/>
+      <w:numFmt w:val="bullet"/>
+      <w:lvlText w:val=""/>
+      <w:lvlJc w:val="left"/>
+      <w:pPr>
+        <w:tabs>
+          <w:tab w:val="num" w:pos="2160"/>
+        </w:tabs>
+        <w:ind w:left="2160" w:hanging="360"/>
+      </w:pPr>
+      <w:rPr>
+        <w:rFonts w:ascii="Wingdings" w:hAnsi="Wingdings" w:hint="default"/>
+        <w:sz w:val="20"/>
+      </w:rPr>
+    </w:lvl>
+    <w:lvl w:ilvl="3" w:tentative="1">
+      <w:start w:val="1"/>
+      <w:numFmt w:val="bullet"/>
+      <w:lvlText w:val=""/>
+      <w:lvlJc w:val="left"/>
+      <w:pPr>
+        <w:tabs>
+          <w:tab w:val="num" w:pos="2880"/>
+        </w:tabs>
+        <w:ind w:left="2880" w:hanging="360"/>
+      </w:pPr>
+      <w:rPr>
+        <w:rFonts w:ascii="Wingdings" w:hAnsi="Wingdings" w:hint="default"/>
+        <w:sz w:val="20"/>
+      </w:rPr>
+    </w:lvl>
+    <w:lvl w:ilvl="4" w:tentative="1">
+      <w:start w:val="1"/>
+      <w:numFmt w:val="bullet"/>
+      <w:lvlText w:val=""/>
+      <w:lvlJc w:val="left"/>
+      <w:pPr>
+        <w:tabs>
+          <w:tab w:val="num" w:pos="3600"/>
+        </w:tabs>
+        <w:ind w:left="3600" w:hanging="360"/>
+      </w:pPr>
+      <w:rPr>
+        <w:rFonts w:ascii="Wingdings" w:hAnsi="Wingdings" w:hint="default"/>
+        <w:sz w:val="20"/>
+      </w:rPr>
+    </w:lvl>
+    <w:lvl w:ilvl="5" w:tentative="1">
+      <w:start w:val="1"/>
+      <w:numFmt w:val="bullet"/>
+      <w:lvlText w:val=""/>
+      <w:lvlJc w:val="left"/>
+      <w:pPr>
+        <w:tabs>
+          <w:tab w:val="num" w:pos="4320"/>
+        </w:tabs>
+        <w:ind w:left="4320" w:hanging="360"/>
+      </w:pPr>
+      <w:rPr>
+        <w:rFonts w:ascii="Wingdings" w:hAnsi="Wingdings" w:hint="default"/>
+        <w:sz w:val="20"/>
+      </w:rPr>
+    </w:lvl>
+    <w:lvl w:ilvl="6" w:tentative="1">
+      <w:start w:val="1"/>
+      <w:numFmt w:val="bullet"/>
+      <w:lvlText w:val=""/>
+      <w:lvlJc w:val="left"/>
+      <w:pPr>
+        <w:tabs>
+          <w:tab w:val="num" w:pos="5040"/>
+        </w:tabs>
+        <w:ind w:left="5040" w:hanging="360"/>
+      </w:pPr>
+      <w:rPr>
+        <w:rFonts w:ascii="Wingdings" w:hAnsi="Wingdings" w:hint="default"/>
+        <w:sz w:val="20"/>
+      </w:rPr>
+    </w:lvl>
+    <w:lvl w:ilvl="7" w:tentative="1">
+      <w:start w:val="1"/>
+      <w:numFmt w:val="bullet"/>
+      <w:lvlText w:val=""/>
+      <w:lvlJc w:val="left"/>
+      <w:pPr>
+        <w:tabs>
+          <w:tab w:val="num" w:pos="5760"/>
+        </w:tabs>
+        <w:ind w:left="5760" w:hanging="360"/>
+      </w:pPr>
+      <w:rPr>
+        <w:rFonts w:ascii="Wingdings" w:hAnsi="Wingdings" w:hint="default"/>
+        <w:sz w:val="20"/>
+      </w:rPr>
+    </w:lvl>
+    <w:lvl w:ilvl="8" w:tentative="1">
+      <w:start w:val="1"/>
+      <w:numFmt w:val="bullet"/>
+      <w:lvlText w:val=""/>
+      <w:lvlJc w:val="left"/>
+      <w:pPr>
+        <w:tabs>
+          <w:tab w:val="num" w:pos="6480"/>
+        </w:tabs>
+        <w:ind w:left="6480" w:hanging="360"/>
+      </w:pPr>
+      <w:rPr>
+        <w:rFonts w:ascii="Wingdings" w:hAnsi="Wingdings" w:hint="default"/>
+        <w:sz w:val="20"/>
+      </w:rPr>
+    </w:lvl>
+  </w:abstractNum>
+  <w:abstractNum w:abstractNumId="13" w15:restartNumberingAfterBreak="0">
+    <w:nsid w:val="6F8046BF"/>
+    <w:multiLevelType w:val="multilevel"/>
+    <w:tmpl w:val="AF001938"/>
+    <w:lvl w:ilvl="0">
+      <w:start w:val="1"/>
+      <w:numFmt w:val="bullet"/>
+      <w:lvlText w:val=""/>
+      <w:lvlJc w:val="left"/>
+      <w:pPr>
+        <w:tabs>
+          <w:tab w:val="num" w:pos="720"/>
+        </w:tabs>
+        <w:ind w:left="720" w:hanging="360"/>
+      </w:pPr>
+      <w:rPr>
+        <w:rFonts w:ascii="Symbol" w:hAnsi="Symbol" w:hint="default"/>
+        <w:sz w:val="20"/>
+      </w:rPr>
+    </w:lvl>
+    <w:lvl w:ilvl="1" w:tentative="1">
+      <w:start w:val="1"/>
+      <w:numFmt w:val="bullet"/>
+      <w:lvlText w:val="o"/>
+      <w:lvlJc w:val="left"/>
+      <w:pPr>
+        <w:tabs>
+          <w:tab w:val="num" w:pos="1440"/>
+        </w:tabs>
+        <w:ind w:left="1440" w:hanging="360"/>
+      </w:pPr>
+      <w:rPr>
+        <w:rFonts w:ascii="Courier New" w:hAnsi="Courier New" w:hint="default"/>
+        <w:sz w:val="20"/>
+      </w:rPr>
+    </w:lvl>
+    <w:lvl w:ilvl="2" w:tentative="1">
+      <w:start w:val="1"/>
+      <w:numFmt w:val="bullet"/>
+      <w:lvlText w:val=""/>
+      <w:lvlJc w:val="left"/>
+      <w:pPr>
+        <w:tabs>
+          <w:tab w:val="num" w:pos="2160"/>
+        </w:tabs>
+        <w:ind w:left="2160" w:hanging="360"/>
+      </w:pPr>
+      <w:rPr>
+        <w:rFonts w:ascii="Wingdings" w:hAnsi="Wingdings" w:hint="default"/>
+        <w:sz w:val="20"/>
+      </w:rPr>
+    </w:lvl>
+    <w:lvl w:ilvl="3" w:tentative="1">
+      <w:start w:val="1"/>
+      <w:numFmt w:val="bullet"/>
+      <w:lvlText w:val=""/>
+      <w:lvlJc w:val="left"/>
+      <w:pPr>
+        <w:tabs>
+          <w:tab w:val="num" w:pos="2880"/>
+        </w:tabs>
+        <w:ind w:left="2880" w:hanging="360"/>
+      </w:pPr>
+      <w:rPr>
+        <w:rFonts w:ascii="Wingdings" w:hAnsi="Wingdings" w:hint="default"/>
+        <w:sz w:val="20"/>
+      </w:rPr>
+    </w:lvl>
+    <w:lvl w:ilvl="4" w:tentative="1">
+      <w:start w:val="1"/>
+      <w:numFmt w:val="bullet"/>
+      <w:lvlText w:val=""/>
+      <w:lvlJc w:val="left"/>
+      <w:pPr>
+        <w:tabs>
+          <w:tab w:val="num" w:pos="3600"/>
+        </w:tabs>
+        <w:ind w:left="3600" w:hanging="360"/>
+      </w:pPr>
+      <w:rPr>
+        <w:rFonts w:ascii="Wingdings" w:hAnsi="Wingdings" w:hint="default"/>
+        <w:sz w:val="20"/>
+      </w:rPr>
+    </w:lvl>
+    <w:lvl w:ilvl="5" w:tentative="1">
+      <w:start w:val="1"/>
+      <w:numFmt w:val="bullet"/>
+      <w:lvlText w:val=""/>
+      <w:lvlJc w:val="left"/>
+      <w:pPr>
+        <w:tabs>
+          <w:tab w:val="num" w:pos="4320"/>
+        </w:tabs>
+        <w:ind w:left="4320" w:hanging="360"/>
+      </w:pPr>
+      <w:rPr>
+        <w:rFonts w:ascii="Wingdings" w:hAnsi="Wingdings" w:hint="default"/>
+        <w:sz w:val="20"/>
+      </w:rPr>
+    </w:lvl>
+    <w:lvl w:ilvl="6" w:tentative="1">
+      <w:start w:val="1"/>
+      <w:numFmt w:val="bullet"/>
+      <w:lvlText w:val=""/>
+      <w:lvlJc w:val="left"/>
+      <w:pPr>
+        <w:tabs>
+          <w:tab w:val="num" w:pos="5040"/>
+        </w:tabs>
+        <w:ind w:left="5040" w:hanging="360"/>
+      </w:pPr>
+      <w:rPr>
+        <w:rFonts w:ascii="Wingdings" w:hAnsi="Wingdings" w:hint="default"/>
+        <w:sz w:val="20"/>
+      </w:rPr>
+    </w:lvl>
+    <w:lvl w:ilvl="7" w:tentative="1">
+      <w:start w:val="1"/>
+      <w:numFmt w:val="bullet"/>
+      <w:lvlText w:val=""/>
+      <w:lvlJc w:val="left"/>
+      <w:pPr>
+        <w:tabs>
+          <w:tab w:val="num" w:pos="5760"/>
+        </w:tabs>
+        <w:ind w:left="5760" w:hanging="360"/>
+      </w:pPr>
+      <w:rPr>
+        <w:rFonts w:ascii="Wingdings" w:hAnsi="Wingdings" w:hint="default"/>
+        <w:sz w:val="20"/>
+      </w:rPr>
+    </w:lvl>
+    <w:lvl w:ilvl="8" w:tentative="1">
+      <w:start w:val="1"/>
+      <w:numFmt w:val="bullet"/>
+      <w:lvlText w:val=""/>
+      <w:lvlJc w:val="left"/>
+      <w:pPr>
+        <w:tabs>
+          <w:tab w:val="num" w:pos="6480"/>
+        </w:tabs>
+        <w:ind w:left="6480" w:hanging="360"/>
+      </w:pPr>
+      <w:rPr>
+        <w:rFonts w:ascii="Wingdings" w:hAnsi="Wingdings" w:hint="default"/>
+        <w:sz w:val="20"/>
+      </w:rPr>
+    </w:lvl>
+  </w:abstractNum>
+  <w:abstractNum w:abstractNumId="14" w15:restartNumberingAfterBreak="0">
+    <w:nsid w:val="71116CC4"/>
+    <w:multiLevelType w:val="multilevel"/>
+    <w:tmpl w:val="C46CFF4C"/>
+    <w:lvl w:ilvl="0">
+      <w:start w:val="1"/>
+      <w:numFmt w:val="bullet"/>
+      <w:lvlText w:val=""/>
+      <w:lvlJc w:val="left"/>
+      <w:pPr>
+        <w:tabs>
+          <w:tab w:val="num" w:pos="720"/>
+        </w:tabs>
+        <w:ind w:left="720" w:hanging="360"/>
+      </w:pPr>
+      <w:rPr>
+        <w:rFonts w:ascii="Symbol" w:hAnsi="Symbol" w:hint="default"/>
+        <w:sz w:val="20"/>
+      </w:rPr>
+    </w:lvl>
+    <w:lvl w:ilvl="1" w:tentative="1">
+      <w:start w:val="1"/>
+      <w:numFmt w:val="bullet"/>
+      <w:lvlText w:val="o"/>
+      <w:lvlJc w:val="left"/>
+      <w:pPr>
+        <w:tabs>
+          <w:tab w:val="num" w:pos="1440"/>
+        </w:tabs>
+        <w:ind w:left="1440" w:hanging="360"/>
+      </w:pPr>
+      <w:rPr>
+        <w:rFonts w:ascii="Courier New" w:hAnsi="Courier New" w:hint="default"/>
+        <w:sz w:val="20"/>
+      </w:rPr>
+    </w:lvl>
+    <w:lvl w:ilvl="2" w:tentative="1">
+      <w:start w:val="1"/>
+      <w:numFmt w:val="bullet"/>
+      <w:lvlText w:val=""/>
+      <w:lvlJc w:val="left"/>
+      <w:pPr>
+        <w:tabs>
+          <w:tab w:val="num" w:pos="2160"/>
+        </w:tabs>
+        <w:ind w:left="2160" w:hanging="360"/>
+      </w:pPr>
+      <w:rPr>
+        <w:rFonts w:ascii="Wingdings" w:hAnsi="Wingdings" w:hint="default"/>
+        <w:sz w:val="20"/>
+      </w:rPr>
+    </w:lvl>
+    <w:lvl w:ilvl="3" w:tentative="1">
+      <w:start w:val="1"/>
+      <w:numFmt w:val="bullet"/>
+      <w:lvlText w:val=""/>
+      <w:lvlJc w:val="left"/>
+      <w:pPr>
+        <w:tabs>
+          <w:tab w:val="num" w:pos="2880"/>
+        </w:tabs>
+        <w:ind w:left="2880" w:hanging="360"/>
+      </w:pPr>
+      <w:rPr>
+        <w:rFonts w:ascii="Wingdings" w:hAnsi="Wingdings" w:hint="default"/>
+        <w:sz w:val="20"/>
+      </w:rPr>
+    </w:lvl>
+    <w:lvl w:ilvl="4" w:tentative="1">
+      <w:start w:val="1"/>
+      <w:numFmt w:val="bullet"/>
+      <w:lvlText w:val=""/>
+      <w:lvlJc w:val="left"/>
+      <w:pPr>
+        <w:tabs>
+          <w:tab w:val="num" w:pos="3600"/>
+        </w:tabs>
+        <w:ind w:left="3600" w:hanging="360"/>
+      </w:pPr>
+      <w:rPr>
+        <w:rFonts w:ascii="Wingdings" w:hAnsi="Wingdings" w:hint="default"/>
+        <w:sz w:val="20"/>
+      </w:rPr>
+    </w:lvl>
+    <w:lvl w:ilvl="5" w:tentative="1">
+      <w:start w:val="1"/>
+      <w:numFmt w:val="bullet"/>
+      <w:lvlText w:val=""/>
+      <w:lvlJc w:val="left"/>
+      <w:pPr>
+        <w:tabs>
+          <w:tab w:val="num" w:pos="4320"/>
+        </w:tabs>
+        <w:ind w:left="4320" w:hanging="360"/>
+      </w:pPr>
+      <w:rPr>
+        <w:rFonts w:ascii="Wingdings" w:hAnsi="Wingdings" w:hint="default"/>
+        <w:sz w:val="20"/>
+      </w:rPr>
+    </w:lvl>
+    <w:lvl w:ilvl="6" w:tentative="1">
+      <w:start w:val="1"/>
+      <w:numFmt w:val="bullet"/>
+      <w:lvlText w:val=""/>
+      <w:lvlJc w:val="left"/>
+      <w:pPr>
+        <w:tabs>
+          <w:tab w:val="num" w:pos="5040"/>
+        </w:tabs>
+        <w:ind w:left="5040" w:hanging="360"/>
+      </w:pPr>
+      <w:rPr>
+        <w:rFonts w:ascii="Wingdings" w:hAnsi="Wingdings" w:hint="default"/>
+        <w:sz w:val="20"/>
+      </w:rPr>
+    </w:lvl>
+    <w:lvl w:ilvl="7" w:tentative="1">
+      <w:start w:val="1"/>
+      <w:numFmt w:val="bullet"/>
+      <w:lvlText w:val=""/>
+      <w:lvlJc w:val="left"/>
+      <w:pPr>
+        <w:tabs>
+          <w:tab w:val="num" w:pos="5760"/>
+        </w:tabs>
+        <w:ind w:left="5760" w:hanging="360"/>
+      </w:pPr>
+      <w:rPr>
+        <w:rFonts w:ascii="Wingdings" w:hAnsi="Wingdings" w:hint="default"/>
+        <w:sz w:val="20"/>
+      </w:rPr>
+    </w:lvl>
+    <w:lvl w:ilvl="8" w:tentative="1">
+      <w:start w:val="1"/>
+      <w:numFmt w:val="bullet"/>
+      <w:lvlText w:val=""/>
+      <w:lvlJc w:val="left"/>
+      <w:pPr>
+        <w:tabs>
+          <w:tab w:val="num" w:pos="6480"/>
+        </w:tabs>
+        <w:ind w:left="6480" w:hanging="360"/>
+      </w:pPr>
+      <w:rPr>
+        <w:rFonts w:ascii="Wingdings" w:hAnsi="Wingdings" w:hint="default"/>
+        <w:sz w:val="20"/>
+      </w:rPr>
+    </w:lvl>
+  </w:abstractNum>
+  <w:abstractNum w:abstractNumId="15" w15:restartNumberingAfterBreak="0">
+    <w:nsid w:val="7C050C9A"/>
+    <w:multiLevelType w:val="multilevel"/>
+    <w:tmpl w:val="3D2E864E"/>
+    <w:lvl w:ilvl="0">
+      <w:start w:val="1"/>
+      <w:numFmt w:val="bullet"/>
+      <w:lvlText w:val=""/>
+      <w:lvlJc w:val="left"/>
+      <w:pPr>
+        <w:tabs>
+          <w:tab w:val="num" w:pos="720"/>
+        </w:tabs>
+        <w:ind w:left="720" w:hanging="360"/>
+      </w:pPr>
+      <w:rPr>
+        <w:rFonts w:ascii="Symbol" w:hAnsi="Symbol" w:hint="default"/>
+        <w:sz w:val="20"/>
+      </w:rPr>
+    </w:lvl>
+    <w:lvl w:ilvl="1" w:tentative="1">
+      <w:start w:val="1"/>
+      <w:numFmt w:val="bullet"/>
+      <w:lvlText w:val="o"/>
+      <w:lvlJc w:val="left"/>
+      <w:pPr>
+        <w:tabs>
+          <w:tab w:val="num" w:pos="1440"/>
+        </w:tabs>
+        <w:ind w:left="1440" w:hanging="360"/>
+      </w:pPr>
+      <w:rPr>
+        <w:rFonts w:ascii="Courier New" w:hAnsi="Courier New" w:hint="default"/>
+        <w:sz w:val="20"/>
+      </w:rPr>
+    </w:lvl>
+    <w:lvl w:ilvl="2" w:tentative="1">
+      <w:start w:val="1"/>
+      <w:numFmt w:val="bullet"/>
+      <w:lvlText w:val=""/>
+      <w:lvlJc w:val="left"/>
+      <w:pPr>
+        <w:tabs>
+          <w:tab w:val="num" w:pos="2160"/>
+        </w:tabs>
+        <w:ind w:left="2160" w:hanging="360"/>
+      </w:pPr>
+      <w:rPr>
+        <w:rFonts w:ascii="Wingdings" w:hAnsi="Wingdings" w:hint="default"/>
+        <w:sz w:val="20"/>
+      </w:rPr>
+    </w:lvl>
+    <w:lvl w:ilvl="3" w:tentative="1">
+      <w:start w:val="1"/>
+      <w:numFmt w:val="bullet"/>
+      <w:lvlText w:val=""/>
+      <w:lvlJc w:val="left"/>
+      <w:pPr>
+        <w:tabs>
+          <w:tab w:val="num" w:pos="2880"/>
+        </w:tabs>
+        <w:ind w:left="2880" w:hanging="360"/>
+      </w:pPr>
+      <w:rPr>
+        <w:rFonts w:ascii="Wingdings" w:hAnsi="Wingdings" w:hint="default"/>
+        <w:sz w:val="20"/>
+      </w:rPr>
+    </w:lvl>
+    <w:lvl w:ilvl="4" w:tentative="1">
+      <w:start w:val="1"/>
+      <w:numFmt w:val="bullet"/>
+      <w:lvlText w:val=""/>
+      <w:lvlJc w:val="left"/>
+      <w:pPr>
+        <w:tabs>
+          <w:tab w:val="num" w:pos="3600"/>
+        </w:tabs>
+        <w:ind w:left="3600" w:hanging="360"/>
+      </w:pPr>
+      <w:rPr>
+        <w:rFonts w:ascii="Wingdings" w:hAnsi="Wingdings" w:hint="default"/>
+        <w:sz w:val="20"/>
+      </w:rPr>
+    </w:lvl>
+    <w:lvl w:ilvl="5" w:tentative="1">
+      <w:start w:val="1"/>
+      <w:numFmt w:val="bullet"/>
+      <w:lvlText w:val=""/>
+      <w:lvlJc w:val="left"/>
+      <w:pPr>
+        <w:tabs>
+          <w:tab w:val="num" w:pos="4320"/>
+        </w:tabs>
+        <w:ind w:left="4320" w:hanging="360"/>
+      </w:pPr>
+      <w:rPr>
+        <w:rFonts w:ascii="Wingdings" w:hAnsi="Wingdings" w:hint="default"/>
+        <w:sz w:val="20"/>
+      </w:rPr>
+    </w:lvl>
+    <w:lvl w:ilvl="6" w:tentative="1">
+      <w:start w:val="1"/>
+      <w:numFmt w:val="bullet"/>
+      <w:lvlText w:val=""/>
+      <w:lvlJc w:val="left"/>
+      <w:pPr>
+        <w:tabs>
+          <w:tab w:val="num" w:pos="5040"/>
+        </w:tabs>
+        <w:ind w:left="5040" w:hanging="360"/>
+      </w:pPr>
+      <w:rPr>
+        <w:rFonts w:ascii="Wingdings" w:hAnsi="Wingdings" w:hint="default"/>
+        <w:sz w:val="20"/>
+      </w:rPr>
+    </w:lvl>
+    <w:lvl w:ilvl="7" w:tentative="1">
+      <w:start w:val="1"/>
+      <w:numFmt w:val="bullet"/>
+      <w:lvlText w:val=""/>
+      <w:lvlJc w:val="left"/>
+      <w:pPr>
+        <w:tabs>
+          <w:tab w:val="num" w:pos="5760"/>
+        </w:tabs>
+        <w:ind w:left="5760" w:hanging="360"/>
+      </w:pPr>
+      <w:rPr>
+        <w:rFonts w:ascii="Wingdings" w:hAnsi="Wingdings" w:hint="default"/>
+        <w:sz w:val="20"/>
+      </w:rPr>
+    </w:lvl>
+    <w:lvl w:ilvl="8" w:tentative="1">
+      <w:start w:val="1"/>
+      <w:numFmt w:val="bullet"/>
+      <w:lvlText w:val=""/>
+      <w:lvlJc w:val="left"/>
+      <w:pPr>
+        <w:tabs>
+          <w:tab w:val="num" w:pos="6480"/>
+        </w:tabs>
+        <w:ind w:left="6480" w:hanging="360"/>
+      </w:pPr>
+      <w:rPr>
+        <w:rFonts w:ascii="Wingdings" w:hAnsi="Wingdings" w:hint="default"/>
+        <w:sz w:val="20"/>
+      </w:rPr>
+    </w:lvl>
+  </w:abstractNum>
   <w:num w:numId="1" w16cid:durableId="1056928985">
-    <w:abstractNumId w:val="0"/>
+    <w:abstractNumId w:val="2"/>
     <w:lvlOverride w:ilvl="0">
       <w:startOverride w:val="1"/>
     </w:lvlOverride>
@@ -3027,10 +7422,49 @@
     </w:lvlOverride>
   </w:num>
   <w:num w:numId="2" w16cid:durableId="368606368">
+    <w:abstractNumId w:val="3"/>
+  </w:num>
+  <w:num w:numId="3" w16cid:durableId="1047220802">
+    <w:abstractNumId w:val="5"/>
+  </w:num>
+  <w:num w:numId="4" w16cid:durableId="2065331753">
+    <w:abstractNumId w:val="15"/>
+  </w:num>
+  <w:num w:numId="5" w16cid:durableId="238292191">
+    <w:abstractNumId w:val="12"/>
+  </w:num>
+  <w:num w:numId="6" w16cid:durableId="1760366375">
+    <w:abstractNumId w:val="14"/>
+  </w:num>
+  <w:num w:numId="7" w16cid:durableId="1694960324">
+    <w:abstractNumId w:val="0"/>
+  </w:num>
+  <w:num w:numId="8" w16cid:durableId="678578546">
+    <w:abstractNumId w:val="8"/>
+  </w:num>
+  <w:num w:numId="9" w16cid:durableId="1644845261">
+    <w:abstractNumId w:val="13"/>
+  </w:num>
+  <w:num w:numId="10" w16cid:durableId="703209539">
     <w:abstractNumId w:val="1"/>
   </w:num>
-  <w:num w:numId="3" w16cid:durableId="1047220802">
-    <w:abstractNumId w:val="2"/>
+  <w:num w:numId="11" w16cid:durableId="639112591">
+    <w:abstractNumId w:val="6"/>
+  </w:num>
+  <w:num w:numId="12" w16cid:durableId="229923888">
+    <w:abstractNumId w:val="9"/>
+  </w:num>
+  <w:num w:numId="13" w16cid:durableId="1385252949">
+    <w:abstractNumId w:val="11"/>
+  </w:num>
+  <w:num w:numId="14" w16cid:durableId="1378235652">
+    <w:abstractNumId w:val="7"/>
+  </w:num>
+  <w:num w:numId="15" w16cid:durableId="474298067">
+    <w:abstractNumId w:val="10"/>
+  </w:num>
+  <w:num w:numId="16" w16cid:durableId="1120874291">
+    <w:abstractNumId w:val="4"/>
   </w:num>
 </w:numbering>
 </file>
